--- a/Final Report.docx
+++ b/Final Report.docx
@@ -158,17 +158,7 @@
     </w:p>
     <w:p>
       <w:r>
-        <w:t>Student attendance in higher technical education directly impacts academic performance, pass rates, and institutional compliance. This project delivers an end-to-end Data Science and Machine Learning solution designed to analyze, predict, and optimize classroom attendance for </w:t>
-      </w:r>
-      <w:r>
-        <w:rPr>
-          <w:b/>
-          <w:bCs/>
-        </w:rPr>
-        <w:t>MCA Semester 3</w:t>
-      </w:r>
-      <w:r>
-        <w:t> (Total Enrolled Students: 103).</w:t>
+        <w:t>Student attendance in higher technical education directly impacts academic performance, pass rates, and institutional compliance. This project delivers an end-to-end Data Science and Machine Learning solution designed to analyze, predict, and optimize classroom attendance for MCA Semester 3 (Total Enrolled Students: 103).</w:t>
       </w:r>
     </w:p>
     <w:p>
@@ -185,35 +175,25 @@
       <w:pPr>
         <w:numPr>
           <w:ilvl w:val="0"/>
-          <w:numId w:val="1"/>
-        </w:numPr>
-      </w:pPr>
-      <w:r>
-        <w:rPr>
-          <w:b/>
-          <w:bCs/>
-        </w:rPr>
-        <w:t>Predictive Accuracy:</w:t>
-      </w:r>
-      <w:r>
-        <w:t> Achieved </w:t>
-      </w:r>
-      <w:r>
-        <w:rPr>
-          <w:b/>
-          <w:bCs/>
-        </w:rPr>
-        <w:t>~87% R² score</w:t>
-      </w:r>
-      <w:r>
-        <w:t> in predicting continuous attendance percentages using engineered historical and temporal features.</w:t>
+          <w:numId w:val="8"/>
+        </w:numPr>
+      </w:pPr>
+      <w:r>
+        <w:rPr>
+          <w:b/>
+          <w:bCs/>
+        </w:rPr>
+        <w:t>Predictive Performance:</w:t>
+      </w:r>
+      <w:r>
+        <w:t> Evaluated multiple regressors and classifiers, finding that Linear Regression achieved the highest regression R-squared score of 0.1726 (87.37% Accuracy), and Logistic Regression achieved the highest classification accuracy of 69.90% (alongside Random Forest Classifier).</w:t>
       </w:r>
     </w:p>
     <w:p>
       <w:pPr>
         <w:numPr>
           <w:ilvl w:val="0"/>
-          <w:numId w:val="1"/>
+          <w:numId w:val="8"/>
         </w:numPr>
       </w:pPr>
       <w:r>
@@ -224,24 +204,14 @@
         <w:t>Bottleneck Identification:</w:t>
       </w:r>
       <w:r>
-        <w:t> Pinpointed critical attendance drop zones, notably </w:t>
-      </w:r>
-      <w:r>
-        <w:rPr>
-          <w:b/>
-          <w:bCs/>
-        </w:rPr>
-        <w:t>13:30 PM (Afternoon) slots</w:t>
-      </w:r>
-      <w:r>
-        <w:t> and post-holiday windows.</w:t>
+        <w:t> Pinpointed critical attendance drop zones, notably 13:30 PM (Afternoon) slots and post-holiday windows.</w:t>
       </w:r>
     </w:p>
     <w:p>
       <w:pPr>
         <w:numPr>
           <w:ilvl w:val="0"/>
-          <w:numId w:val="1"/>
+          <w:numId w:val="8"/>
         </w:numPr>
       </w:pPr>
       <w:r>
@@ -252,34 +222,14 @@
         <w:t>Dual Decision Framework:</w:t>
       </w:r>
       <w:r>
-        <w:t> Provided both </w:t>
-      </w:r>
-      <w:r>
-        <w:rPr>
-          <w:b/>
-          <w:bCs/>
-        </w:rPr>
-        <w:t>continuous percentage estimates</w:t>
-      </w:r>
-      <w:r>
-        <w:t> (for exact capacity planning) and </w:t>
-      </w:r>
-      <w:r>
-        <w:rPr>
-          <w:b/>
-          <w:bCs/>
-        </w:rPr>
-        <w:t>risk-band classification</w:t>
-      </w:r>
-      <w:r>
-        <w:t> (High &gt;75%, Medium 50-75%, Low &lt;50% for automated administrative alerts).</w:t>
+        <w:t> Provided both continuous percentage estimates (for exact capacity planning) and risk-band classification (High &gt;75%, Medium 50-75%, Low &lt;50% for automated administrative alerts).</w:t>
       </w:r>
     </w:p>
     <w:p>
       <w:pPr>
         <w:numPr>
           <w:ilvl w:val="0"/>
-          <w:numId w:val="1"/>
+          <w:numId w:val="8"/>
         </w:numPr>
       </w:pPr>
       <w:r>
@@ -294,6 +244,13 @@
       </w:r>
     </w:p>
     <w:p>
+      <w:r>
+        <w:pict w14:anchorId="5C95C8AE">
+          <v:rect id="_x0000_i1069" style="width:486.75pt;height:.75pt" o:hrpct="0" o:hralign="center" o:hrstd="t" o:hr="t" fillcolor="#a0a0a0" stroked="f"/>
+        </w:pict>
+      </w:r>
+    </w:p>
+    <w:p>
       <w:pPr>
         <w:rPr>
           <w:b/>
@@ -310,7 +267,7 @@
     </w:p>
     <w:p>
       <w:r>
-        <w:t>The analysis was conducted on the dataset student_attendance_of_mca_semester_3.csv. A rigorous data cleaning and feature engineering pipeline was executed prior to model training.</w:t>
+        <w:t>The analysis was conducted on the dataset student_attendance_of_mca_semester_3.csv. A rigorous data cleaning and feature engineering pipeline was executed prior to model training.</w:t>
       </w:r>
     </w:p>
     <w:p>
@@ -322,7 +279,7 @@
       <w:pPr>
         <w:numPr>
           <w:ilvl w:val="0"/>
-          <w:numId w:val="2"/>
+          <w:numId w:val="9"/>
         </w:numPr>
       </w:pPr>
       <w:r>
@@ -333,14 +290,14 @@
         <w:t>Missing Value Imputation:</w:t>
       </w:r>
       <w:r>
-        <w:t> Handled missing previous lecture attendance using sentinel encoding (-1) and initialized gap hours to 0 for first-of-day lectures.</w:t>
+        <w:t> Handled missing previous lecture attendance using sentinel encoding (-1) and initialized gap hours to 0 for first-of-day lectures.</w:t>
       </w:r>
     </w:p>
     <w:p>
       <w:pPr>
         <w:numPr>
           <w:ilvl w:val="0"/>
-          <w:numId w:val="2"/>
+          <w:numId w:val="9"/>
         </w:numPr>
       </w:pPr>
       <w:r>
@@ -351,14 +308,14 @@
         <w:t>Data Consistency Verification:</w:t>
       </w:r>
       <w:r>
-        <w:t> Reconciled Students_Present against Total_Enrolled_Students (103 max capacity) and removed duplicate lecture records.</w:t>
+        <w:t> Reconciled Students_Present against Total_Enrolled_Students (103 max capacity) and removed duplicate lecture records.</w:t>
       </w:r>
     </w:p>
     <w:p>
       <w:pPr>
         <w:numPr>
           <w:ilvl w:val="0"/>
-          <w:numId w:val="2"/>
+          <w:numId w:val="9"/>
         </w:numPr>
       </w:pPr>
       <w:r>
@@ -369,7 +326,7 @@
         <w:t>Categorical Standardization:</w:t>
       </w:r>
       <w:r>
-        <w:t> Cleaned and standardized text entries across Subject, Day_of_Week, Weather, and Time_Of_Day.</w:t>
+        <w:t> Cleaned and standardized text entries across Subject, Day_of_Week, Weather, and Time_Of_Day.</w:t>
       </w:r>
     </w:p>
     <w:p>
@@ -381,15 +338,15 @@
       <w:pPr>
         <w:numPr>
           <w:ilvl w:val="0"/>
-          <w:numId w:val="3"/>
-        </w:numPr>
-      </w:pPr>
-      <w:r>
-        <w:rPr>
-          <w:b/>
-          <w:bCs/>
-        </w:rPr>
-        <w:t>Day_Of_Semester &amp; Week_Number:</w:t>
+          <w:numId w:val="10"/>
+        </w:numPr>
+      </w:pPr>
+      <w:r>
+        <w:rPr>
+          <w:b/>
+          <w:bCs/>
+        </w:rPr>
+        <w:t>Day of Semester &amp; Week Number:</w:t>
       </w:r>
       <w:r>
         <w:t> Tracks attendance progression over the 120-day semester timeline.</w:t>
@@ -399,15 +356,15 @@
       <w:pPr>
         <w:numPr>
           <w:ilvl w:val="0"/>
-          <w:numId w:val="3"/>
-        </w:numPr>
-      </w:pPr>
-      <w:r>
-        <w:rPr>
-          <w:b/>
-          <w:bCs/>
-        </w:rPr>
-        <w:t>Days_Since_Last_Holiday:</w:t>
+          <w:numId w:val="10"/>
+        </w:numPr>
+      </w:pPr>
+      <w:r>
+        <w:rPr>
+          <w:b/>
+          <w:bCs/>
+        </w:rPr>
+        <w:t>Days Since Last Holiday:</w:t>
       </w:r>
       <w:r>
         <w:t> Captures student absenteeism patterns adjacent to major holidays.</w:t>
@@ -417,15 +374,16 @@
       <w:pPr>
         <w:numPr>
           <w:ilvl w:val="0"/>
-          <w:numId w:val="3"/>
-        </w:numPr>
-      </w:pPr>
-      <w:r>
-        <w:rPr>
-          <w:b/>
-          <w:bCs/>
-        </w:rPr>
-        <w:t>Rolling_Avg_Prev_3_Lectures:</w:t>
+          <w:numId w:val="10"/>
+        </w:numPr>
+      </w:pPr>
+      <w:r>
+        <w:rPr>
+          <w:b/>
+          <w:bCs/>
+        </w:rPr>
+        <w:lastRenderedPageBreak/>
+        <w:t>Rolling Average of Previous 3 Lectures:</w:t>
       </w:r>
       <w:r>
         <w:t> Formulates a short-term momentum indicator reflecting recent student engagement.</w:t>
@@ -435,7 +393,346 @@
       <w:pPr>
         <w:numPr>
           <w:ilvl w:val="0"/>
-          <w:numId w:val="3"/>
+          <w:numId w:val="10"/>
+        </w:numPr>
+      </w:pPr>
+      <w:r>
+        <w:rPr>
+          <w:b/>
+          <w:bCs/>
+        </w:rPr>
+        <w:t>Start Time in Minutes:</w:t>
+      </w:r>
+      <w:r>
+        <w:t> Converts clock start times into total minutes from midnight (e.g., 08:30 AM = 510 minutes) for linear model compatibility.</w:t>
+      </w:r>
+    </w:p>
+    <w:p>
+      <w:pPr>
+        <w:numPr>
+          <w:ilvl w:val="0"/>
+          <w:numId w:val="10"/>
+        </w:numPr>
+      </w:pPr>
+      <w:r>
+        <w:rPr>
+          <w:b/>
+          <w:bCs/>
+        </w:rPr>
+        <w:t>Week Before Exam:</w:t>
+      </w:r>
+      <w:r>
+        <w:t> Flags academic stress weeks preceding internal examinations.</w:t>
+      </w:r>
+    </w:p>
+    <w:p>
+      <w:r>
+        <w:pict w14:anchorId="7940B604">
+          <v:rect id="_x0000_i1070" style="width:486.75pt;height:.75pt" o:hrpct="0" o:hralign="center" o:hrstd="t" o:hr="t" fillcolor="#a0a0a0" stroked="f"/>
+        </w:pict>
+      </w:r>
+    </w:p>
+    <w:p>
+      <w:pPr>
+        <w:rPr>
+          <w:b/>
+          <w:bCs/>
+        </w:rPr>
+      </w:pPr>
+      <w:r>
+        <w:rPr>
+          <w:b/>
+          <w:bCs/>
+        </w:rPr>
+        <w:t>3. Exploratory Data Analysis &amp; Analytical Findings</w:t>
+      </w:r>
+    </w:p>
+    <w:p>
+      <w:r>
+        <w:t>Attendance Turnout Summary:</w:t>
+      </w:r>
+    </w:p>
+    <w:p>
+      <w:pPr>
+        <w:numPr>
+          <w:ilvl w:val="0"/>
+          <w:numId w:val="11"/>
+        </w:numPr>
+      </w:pPr>
+      <w:r>
+        <w:t>Highest Turnout Subject: Cloud Computing (82.4%)</w:t>
+      </w:r>
+    </w:p>
+    <w:p>
+      <w:pPr>
+        <w:numPr>
+          <w:ilvl w:val="0"/>
+          <w:numId w:val="11"/>
+        </w:numPr>
+      </w:pPr>
+      <w:r>
+        <w:t>Lowest Turnout Subject: Data Structures (64.1%)</w:t>
+      </w:r>
+    </w:p>
+    <w:p>
+      <w:pPr>
+        <w:numPr>
+          <w:ilvl w:val="0"/>
+          <w:numId w:val="11"/>
+        </w:numPr>
+      </w:pPr>
+      <w:r>
+        <w:t>Overall Average Attendance: 72.4%</w:t>
+      </w:r>
+    </w:p>
+    <w:p>
+      <w:r>
+        <w:t>Key Insights:</w:t>
+      </w:r>
+    </w:p>
+    <w:p>
+      <w:pPr>
+        <w:numPr>
+          <w:ilvl w:val="0"/>
+          <w:numId w:val="12"/>
+        </w:numPr>
+      </w:pPr>
+      <w:r>
+        <w:rPr>
+          <w:b/>
+          <w:bCs/>
+        </w:rPr>
+        <w:t>Time-Slot Impact:</w:t>
+      </w:r>
+      <w:r>
+        <w:t> Attendance exhibits a steep drop during 13:30 PM (Afternoon) slots across all weekdays, dropping up to 14.2% below morning baselines. This is primarily driven by post-lunch fatigue and commuting constraints for non-resident students.</w:t>
+      </w:r>
+    </w:p>
+    <w:p>
+      <w:pPr>
+        <w:numPr>
+          <w:ilvl w:val="0"/>
+          <w:numId w:val="12"/>
+        </w:numPr>
+      </w:pPr>
+      <w:r>
+        <w:rPr>
+          <w:b/>
+          <w:bCs/>
+        </w:rPr>
+        <w:t>Academic Event Effect:</w:t>
+      </w:r>
+    </w:p>
+    <w:p>
+      <w:pPr>
+        <w:numPr>
+          <w:ilvl w:val="1"/>
+          <w:numId w:val="12"/>
+        </w:numPr>
+      </w:pPr>
+      <w:r>
+        <w:rPr>
+          <w:b/>
+          <w:bCs/>
+        </w:rPr>
+        <w:t>Internal Test Weeks:</w:t>
+      </w:r>
+      <w:r>
+        <w:t> Produce an average attendance surge of +8.8% (climbing to 81.2%).</w:t>
+      </w:r>
+    </w:p>
+    <w:p>
+      <w:pPr>
+        <w:numPr>
+          <w:ilvl w:val="1"/>
+          <w:numId w:val="12"/>
+        </w:numPr>
+      </w:pPr>
+      <w:r>
+        <w:rPr>
+          <w:b/>
+          <w:bCs/>
+        </w:rPr>
+        <w:t>Holiday Proximity:</w:t>
+      </w:r>
+      <w:r>
+        <w:t> Lectures scheduled immediately before or after a major holiday experience a severe drop of -13.8% (falling to 58.6%).</w:t>
+      </w:r>
+    </w:p>
+    <w:p>
+      <w:pPr>
+        <w:numPr>
+          <w:ilvl w:val="1"/>
+          <w:numId w:val="12"/>
+        </w:numPr>
+      </w:pPr>
+      <w:r>
+        <w:rPr>
+          <w:b/>
+          <w:bCs/>
+        </w:rPr>
+        <w:t>Weather Impact:</w:t>
+      </w:r>
+      <w:r>
+        <w:t> Heavy rainfall reduces average attendance by -8.3%.</w:t>
+      </w:r>
+    </w:p>
+    <w:p>
+      <w:r>
+        <w:t>Feature Importance Ranking (Top Drivers of Attendance):</w:t>
+      </w:r>
+    </w:p>
+    <w:p>
+      <w:pPr>
+        <w:numPr>
+          <w:ilvl w:val="0"/>
+          <w:numId w:val="13"/>
+        </w:numPr>
+      </w:pPr>
+      <w:r>
+        <w:t>Rolling Average of Previous 3 Lectures (Highest predictor of immediate turnout)</w:t>
+      </w:r>
+    </w:p>
+    <w:p>
+      <w:pPr>
+        <w:numPr>
+          <w:ilvl w:val="0"/>
+          <w:numId w:val="13"/>
+        </w:numPr>
+      </w:pPr>
+      <w:r>
+        <w:t>Previous Lecture Attendance Percentage</w:t>
+      </w:r>
+    </w:p>
+    <w:p>
+      <w:pPr>
+        <w:numPr>
+          <w:ilvl w:val="0"/>
+          <w:numId w:val="13"/>
+        </w:numPr>
+      </w:pPr>
+      <w:r>
+        <w:t>Start Time in Minutes (Time-of-day positioning)</w:t>
+      </w:r>
+    </w:p>
+    <w:p>
+      <w:pPr>
+        <w:numPr>
+          <w:ilvl w:val="0"/>
+          <w:numId w:val="13"/>
+        </w:numPr>
+      </w:pPr>
+      <w:r>
+        <w:t>Day of Semester (Semester fatigue progression)</w:t>
+      </w:r>
+    </w:p>
+    <w:p>
+      <w:pPr>
+        <w:numPr>
+          <w:ilvl w:val="0"/>
+          <w:numId w:val="13"/>
+        </w:numPr>
+      </w:pPr>
+      <w:r>
+        <w:t>Internal Test Week (Academic urgency flag)</w:t>
+      </w:r>
+    </w:p>
+    <w:p>
+      <w:r>
+        <w:pict w14:anchorId="4293AC7E">
+          <v:rect id="_x0000_i1071" style="width:486.75pt;height:.75pt" o:hrpct="0" o:hralign="center" o:hrstd="t" o:hr="t" fillcolor="#a0a0a0" stroked="f"/>
+        </w:pict>
+      </w:r>
+    </w:p>
+    <w:p>
+      <w:pPr>
+        <w:rPr>
+          <w:b/>
+          <w:bCs/>
+        </w:rPr>
+      </w:pPr>
+      <w:r>
+        <w:rPr>
+          <w:b/>
+          <w:bCs/>
+        </w:rPr>
+        <w:t>4. Machine Learning Model Performance Matrix</w:t>
+      </w:r>
+    </w:p>
+    <w:p>
+      <w:r>
+        <w:t>We evaluated both Regression models (predicting exact attendance %) and Classification models (predicting attendance risk categories).</w:t>
+      </w:r>
+    </w:p>
+    <w:p>
+      <w:r>
+        <w:t>Regression Model Benchmarking (Exact Values from Notebook):</w:t>
+      </w:r>
+    </w:p>
+    <w:p>
+      <w:pPr>
+        <w:numPr>
+          <w:ilvl w:val="0"/>
+          <w:numId w:val="14"/>
+        </w:numPr>
+      </w:pPr>
+      <w:r>
+        <w:rPr>
+          <w:b/>
+          <w:bCs/>
+        </w:rPr>
+        <w:t>Linear Regression:</w:t>
+      </w:r>
+    </w:p>
+    <w:p>
+      <w:pPr>
+        <w:numPr>
+          <w:ilvl w:val="1"/>
+          <w:numId w:val="14"/>
+        </w:numPr>
+      </w:pPr>
+      <w:r>
+        <w:t>Model Accuracy: 87.37%</w:t>
+      </w:r>
+    </w:p>
+    <w:p>
+      <w:pPr>
+        <w:numPr>
+          <w:ilvl w:val="1"/>
+          <w:numId w:val="14"/>
+        </w:numPr>
+      </w:pPr>
+      <w:r>
+        <w:t>Mean Absolute Error (MAE): 8.247%</w:t>
+      </w:r>
+    </w:p>
+    <w:p>
+      <w:pPr>
+        <w:numPr>
+          <w:ilvl w:val="1"/>
+          <w:numId w:val="14"/>
+        </w:numPr>
+      </w:pPr>
+      <w:r>
+        <w:t>Root Mean Squared Error (RMSE): 11.171%</w:t>
+      </w:r>
+    </w:p>
+    <w:p>
+      <w:pPr>
+        <w:numPr>
+          <w:ilvl w:val="1"/>
+          <w:numId w:val="14"/>
+        </w:numPr>
+      </w:pPr>
+      <w:r>
+        <w:t>R-squared (R2) Score: 0.1726</w:t>
+      </w:r>
+    </w:p>
+    <w:p>
+      <w:pPr>
+        <w:numPr>
+          <w:ilvl w:val="0"/>
+          <w:numId w:val="14"/>
         </w:numPr>
       </w:pPr>
       <w:r>
@@ -444,1238 +741,660 @@
           <w:bCs/>
         </w:rPr>
         <w:lastRenderedPageBreak/>
-        <w:t>Start_Time_Minutes:</w:t>
-      </w:r>
-      <w:r>
-        <w:t> Converts clock start times into total minutes from midnight (e.g., 08:30 AM = 510 minutes) for linear model compatibility.</w:t>
+        <w:t>Random Forest Regressor:</w:t>
+      </w:r>
+    </w:p>
+    <w:p>
+      <w:pPr>
+        <w:numPr>
+          <w:ilvl w:val="1"/>
+          <w:numId w:val="14"/>
+        </w:numPr>
+      </w:pPr>
+      <w:r>
+        <w:t>Model Accuracy: 86.59%</w:t>
+      </w:r>
+    </w:p>
+    <w:p>
+      <w:pPr>
+        <w:numPr>
+          <w:ilvl w:val="1"/>
+          <w:numId w:val="14"/>
+        </w:numPr>
+      </w:pPr>
+      <w:r>
+        <w:t>Mean Absolute Error (MAE): 8.785%</w:t>
+      </w:r>
+    </w:p>
+    <w:p>
+      <w:pPr>
+        <w:numPr>
+          <w:ilvl w:val="1"/>
+          <w:numId w:val="14"/>
+        </w:numPr>
+      </w:pPr>
+      <w:r>
+        <w:t>Root Mean Squared Error (RMSE): 12.089%</w:t>
+      </w:r>
+    </w:p>
+    <w:p>
+      <w:pPr>
+        <w:numPr>
+          <w:ilvl w:val="1"/>
+          <w:numId w:val="14"/>
+        </w:numPr>
+      </w:pPr>
+      <w:r>
+        <w:t>R-squared (R2) Score: 0.0311</w:t>
       </w:r>
     </w:p>
     <w:p>
       <w:pPr>
         <w:numPr>
           <w:ilvl w:val="0"/>
-          <w:numId w:val="3"/>
-        </w:numPr>
-      </w:pPr>
-      <w:r>
-        <w:rPr>
-          <w:b/>
-          <w:bCs/>
-        </w:rPr>
-        <w:t>Week_Before_Exam:</w:t>
-      </w:r>
-      <w:r>
-        <w:t> Flags academic stress weeks preceding internal examinations.</w:t>
-      </w:r>
-    </w:p>
-    <w:p/>
-    <w:p/>
-    <w:p>
-      <w:pPr>
-        <w:rPr>
-          <w:b/>
-          <w:bCs/>
-        </w:rPr>
-      </w:pPr>
-      <w:r>
-        <w:rPr>
-          <w:b/>
-          <w:bCs/>
-        </w:rPr>
-        <w:t>3. Exploratory Data Analysis &amp; Analytical Findings</w:t>
-      </w:r>
-    </w:p>
-    <w:p>
-      <w:pPr>
-        <w:rPr>
-          <w:b/>
-          <w:bCs/>
-        </w:rPr>
-      </w:pPr>
-      <w:r>
-        <w:t>ATTENDANCE TURNOUT SUMMARY</w:t>
-      </w:r>
-    </w:p>
-    <w:tbl>
-      <w:tblPr>
-        <w:tblStyle w:val="TableGrid"/>
-        <w:tblW w:w="0" w:type="auto"/>
-        <w:tblLook w:val="04A0" w:firstRow="1" w:lastRow="0" w:firstColumn="1" w:lastColumn="0" w:noHBand="0" w:noVBand="1"/>
-      </w:tblPr>
-      <w:tblGrid>
-        <w:gridCol w:w="2533"/>
-        <w:gridCol w:w="2372"/>
-        <w:gridCol w:w="2346"/>
-      </w:tblGrid>
-      <w:tr>
-        <w:tc>
-          <w:tcPr>
-            <w:tcW w:w="0" w:type="auto"/>
-            <w:hideMark/>
-          </w:tcPr>
-          <w:p>
-            <w:pPr>
-              <w:spacing w:after="160" w:line="259" w:lineRule="auto"/>
-              <w:rPr>
-                <w:b/>
-                <w:bCs/>
-              </w:rPr>
-            </w:pPr>
-            <w:r>
-              <w:rPr>
-                <w:b/>
-                <w:bCs/>
-              </w:rPr>
-              <w:t>Highest Subject Turnout</w:t>
-            </w:r>
-          </w:p>
-        </w:tc>
-        <w:tc>
-          <w:tcPr>
-            <w:tcW w:w="0" w:type="auto"/>
-            <w:hideMark/>
-          </w:tcPr>
-          <w:p>
-            <w:pPr>
-              <w:spacing w:after="160" w:line="259" w:lineRule="auto"/>
-              <w:rPr>
-                <w:b/>
-                <w:bCs/>
-              </w:rPr>
-            </w:pPr>
-            <w:r>
-              <w:rPr>
-                <w:b/>
-                <w:bCs/>
-              </w:rPr>
-              <w:t>Lowest Subject Turnout</w:t>
-            </w:r>
-          </w:p>
-        </w:tc>
-        <w:tc>
-          <w:tcPr>
-            <w:tcW w:w="0" w:type="auto"/>
-            <w:hideMark/>
-          </w:tcPr>
-          <w:p>
-            <w:pPr>
-              <w:spacing w:after="160" w:line="259" w:lineRule="auto"/>
-              <w:rPr>
-                <w:b/>
-                <w:bCs/>
-              </w:rPr>
-            </w:pPr>
-            <w:r>
-              <w:rPr>
-                <w:b/>
-                <w:bCs/>
-              </w:rPr>
-              <w:t>Overall Avg Attendance</w:t>
-            </w:r>
-          </w:p>
-        </w:tc>
-      </w:tr>
-      <w:tr>
-        <w:tc>
-          <w:tcPr>
-            <w:tcW w:w="0" w:type="auto"/>
-            <w:hideMark/>
-          </w:tcPr>
-          <w:p>
-            <w:pPr>
-              <w:spacing w:after="160" w:line="259" w:lineRule="auto"/>
-            </w:pPr>
-            <w:r>
-              <w:rPr>
-                <w:b/>
-                <w:bCs/>
-              </w:rPr>
-              <w:t>Cloud Computing (82.4%)</w:t>
-            </w:r>
-          </w:p>
-        </w:tc>
-        <w:tc>
-          <w:tcPr>
-            <w:tcW w:w="0" w:type="auto"/>
-            <w:hideMark/>
-          </w:tcPr>
-          <w:p>
-            <w:pPr>
-              <w:spacing w:after="160" w:line="259" w:lineRule="auto"/>
-            </w:pPr>
-            <w:r>
-              <w:rPr>
-                <w:b/>
-                <w:bCs/>
-              </w:rPr>
-              <w:t>Data Structures (64.1%)</w:t>
-            </w:r>
-          </w:p>
-        </w:tc>
-        <w:tc>
-          <w:tcPr>
-            <w:tcW w:w="0" w:type="auto"/>
-            <w:hideMark/>
-          </w:tcPr>
-          <w:p>
-            <w:pPr>
-              <w:spacing w:after="160" w:line="259" w:lineRule="auto"/>
-            </w:pPr>
-            <w:r>
-              <w:rPr>
-                <w:b/>
-                <w:bCs/>
-              </w:rPr>
-              <w:t>72.4%</w:t>
-            </w:r>
-          </w:p>
-        </w:tc>
-      </w:tr>
-    </w:tbl>
-    <w:p/>
-    <w:p>
-      <w:r>
-        <w:t>Key Insights:</w:t>
-      </w:r>
-    </w:p>
-    <w:p>
-      <w:r>
-        <w:t>IMPORTANT</w:t>
-      </w:r>
-    </w:p>
-    <w:p>
-      <w:r>
-        <w:rPr>
-          <w:b/>
-          <w:bCs/>
-        </w:rPr>
-        <w:t>Time-Slot Impact:</w:t>
-      </w:r>
-      <w:r>
-        <w:t> Attendance exhibits a steep drop during </w:t>
-      </w:r>
-      <w:r>
-        <w:rPr>
-          <w:b/>
-          <w:bCs/>
-        </w:rPr>
-        <w:t>13:30 PM (Afternoon) slots</w:t>
-      </w:r>
-      <w:r>
-        <w:t> across all weekdays, dropping up to </w:t>
-      </w:r>
-      <w:r>
-        <w:rPr>
-          <w:b/>
-          <w:bCs/>
-        </w:rPr>
-        <w:t>14.2% below morning baselines</w:t>
-      </w:r>
-      <w:r>
-        <w:t>. This is primarily driven by post-lunch fatigue and commuting constraints for non-resident students.</w:t>
-      </w:r>
-    </w:p>
-    <w:p>
-      <w:r>
-        <w:t>NOTE</w:t>
-      </w:r>
-    </w:p>
-    <w:p>
-      <w:r>
-        <w:rPr>
-          <w:b/>
-          <w:bCs/>
-        </w:rPr>
-        <w:t>Academic Event Effect:</w:t>
+          <w:numId w:val="14"/>
+        </w:numPr>
+      </w:pPr>
+      <w:r>
+        <w:rPr>
+          <w:b/>
+          <w:bCs/>
+        </w:rPr>
+        <w:t>XGBoost Regressor:</w:t>
+      </w:r>
+    </w:p>
+    <w:p>
+      <w:pPr>
+        <w:numPr>
+          <w:ilvl w:val="1"/>
+          <w:numId w:val="14"/>
+        </w:numPr>
+      </w:pPr>
+      <w:r>
+        <w:t>Model Accuracy: 86.03%</w:t>
+      </w:r>
+    </w:p>
+    <w:p>
+      <w:pPr>
+        <w:numPr>
+          <w:ilvl w:val="1"/>
+          <w:numId w:val="14"/>
+        </w:numPr>
+      </w:pPr>
+      <w:r>
+        <w:t>Mean Absolute Error (MAE): 9.161%</w:t>
+      </w:r>
+    </w:p>
+    <w:p>
+      <w:pPr>
+        <w:numPr>
+          <w:ilvl w:val="1"/>
+          <w:numId w:val="14"/>
+        </w:numPr>
+      </w:pPr>
+      <w:r>
+        <w:t>Root Mean Squared Error (RMSE): 12.194%</w:t>
+      </w:r>
+    </w:p>
+    <w:p>
+      <w:pPr>
+        <w:numPr>
+          <w:ilvl w:val="1"/>
+          <w:numId w:val="14"/>
+        </w:numPr>
+      </w:pPr>
+      <w:r>
+        <w:t>R-squared (R2) Score: 0.0142</w:t>
       </w:r>
     </w:p>
     <w:p>
       <w:pPr>
         <w:numPr>
           <w:ilvl w:val="0"/>
-          <w:numId w:val="4"/>
-        </w:numPr>
-      </w:pPr>
-      <w:r>
-        <w:rPr>
-          <w:b/>
-          <w:bCs/>
-        </w:rPr>
-        <w:t>Internal Test Weeks:</w:t>
-      </w:r>
-      <w:r>
-        <w:t> Produce an average attendance </w:t>
-      </w:r>
-      <w:r>
-        <w:rPr>
-          <w:b/>
-          <w:bCs/>
-        </w:rPr>
-        <w:t>surge of +8.8%</w:t>
-      </w:r>
-      <w:r>
-        <w:t> (climbing to 81.2%).</w:t>
+          <w:numId w:val="14"/>
+        </w:numPr>
+      </w:pPr>
+      <w:r>
+        <w:rPr>
+          <w:b/>
+          <w:bCs/>
+        </w:rPr>
+        <w:t>Gradient Boosting Regressor:</w:t>
+      </w:r>
+    </w:p>
+    <w:p>
+      <w:pPr>
+        <w:numPr>
+          <w:ilvl w:val="1"/>
+          <w:numId w:val="14"/>
+        </w:numPr>
+      </w:pPr>
+      <w:r>
+        <w:t>Model Accuracy: 85.78%</w:t>
+      </w:r>
+    </w:p>
+    <w:p>
+      <w:pPr>
+        <w:numPr>
+          <w:ilvl w:val="1"/>
+          <w:numId w:val="14"/>
+        </w:numPr>
+      </w:pPr>
+      <w:r>
+        <w:t>Mean Absolute Error (MAE): 9.312%</w:t>
+      </w:r>
+    </w:p>
+    <w:p>
+      <w:pPr>
+        <w:numPr>
+          <w:ilvl w:val="1"/>
+          <w:numId w:val="14"/>
+        </w:numPr>
+      </w:pPr>
+      <w:r>
+        <w:t>Root Mean Squared Error (RMSE): 13.740%</w:t>
+      </w:r>
+    </w:p>
+    <w:p>
+      <w:pPr>
+        <w:numPr>
+          <w:ilvl w:val="1"/>
+          <w:numId w:val="14"/>
+        </w:numPr>
+      </w:pPr>
+      <w:r>
+        <w:t>R-squared (R2) Score: -0.2516</w:t>
       </w:r>
     </w:p>
     <w:p>
       <w:pPr>
         <w:numPr>
           <w:ilvl w:val="0"/>
-          <w:numId w:val="4"/>
-        </w:numPr>
-      </w:pPr>
-      <w:r>
-        <w:rPr>
-          <w:b/>
-          <w:bCs/>
-        </w:rPr>
-        <w:t>Holiday Proximity:</w:t>
-      </w:r>
-      <w:r>
-        <w:t> Lectures scheduled immediately before or after a major holiday experience a </w:t>
-      </w:r>
-      <w:r>
-        <w:rPr>
-          <w:b/>
-          <w:bCs/>
-        </w:rPr>
-        <w:t>severe drop of -13.8%</w:t>
-      </w:r>
-      <w:r>
-        <w:t> (falling to 58.6%).</w:t>
+          <w:numId w:val="14"/>
+        </w:numPr>
+      </w:pPr>
+      <w:r>
+        <w:rPr>
+          <w:b/>
+          <w:bCs/>
+        </w:rPr>
+        <w:t>Decision Tree Regressor:</w:t>
+      </w:r>
+    </w:p>
+    <w:p>
+      <w:pPr>
+        <w:numPr>
+          <w:ilvl w:val="1"/>
+          <w:numId w:val="14"/>
+        </w:numPr>
+      </w:pPr>
+      <w:r>
+        <w:t>Model Accuracy: 81.20%</w:t>
+      </w:r>
+    </w:p>
+    <w:p>
+      <w:pPr>
+        <w:numPr>
+          <w:ilvl w:val="1"/>
+          <w:numId w:val="14"/>
+        </w:numPr>
+      </w:pPr>
+      <w:r>
+        <w:t>Mean Absolute Error (MAE): 12.658%</w:t>
+      </w:r>
+    </w:p>
+    <w:p>
+      <w:pPr>
+        <w:numPr>
+          <w:ilvl w:val="1"/>
+          <w:numId w:val="14"/>
+        </w:numPr>
+      </w:pPr>
+      <w:r>
+        <w:t>Root Mean Squared Error (RMSE): 16.531%</w:t>
+      </w:r>
+    </w:p>
+    <w:p>
+      <w:pPr>
+        <w:numPr>
+          <w:ilvl w:val="1"/>
+          <w:numId w:val="14"/>
+        </w:numPr>
+      </w:pPr>
+      <w:r>
+        <w:t>R-squared (R2) Score: -0.8117</w:t>
+      </w:r>
+    </w:p>
+    <w:p>
+      <w:r>
+        <w:pict w14:anchorId="364D2D20">
+          <v:rect id="_x0000_i1072" style="width:486.75pt;height:.75pt" o:hrpct="0" o:hralign="center" o:hrstd="t" o:hr="t" fillcolor="#a0a0a0" stroked="f"/>
+        </w:pict>
+      </w:r>
+    </w:p>
+    <w:p>
+      <w:r>
+        <w:t>Classification Model Benchmarking (Exact Values from Notebook):</w:t>
       </w:r>
     </w:p>
     <w:p>
       <w:pPr>
         <w:numPr>
           <w:ilvl w:val="0"/>
-          <w:numId w:val="4"/>
-        </w:numPr>
-      </w:pPr>
-      <w:r>
-        <w:rPr>
-          <w:b/>
-          <w:bCs/>
-        </w:rPr>
-        <w:t>Weather Impact:</w:t>
-      </w:r>
-      <w:r>
-        <w:t> Heavy rainfall reduces average attendance by </w:t>
-      </w:r>
-      <w:r>
-        <w:rPr>
-          <w:b/>
-          <w:bCs/>
-        </w:rPr>
-        <w:t>-8.3%</w:t>
-      </w:r>
-      <w:r>
-        <w:t>.</w:t>
-      </w:r>
-    </w:p>
-    <w:p>
-      <w:r>
-        <w:t>Feature Importance Ranking (Top Drivers of Attendance):</w:t>
+          <w:numId w:val="15"/>
+        </w:numPr>
+      </w:pPr>
+      <w:r>
+        <w:rPr>
+          <w:b/>
+          <w:bCs/>
+        </w:rPr>
+        <w:t>Logistic Regression:</w:t>
+      </w:r>
+    </w:p>
+    <w:p>
+      <w:pPr>
+        <w:numPr>
+          <w:ilvl w:val="1"/>
+          <w:numId w:val="15"/>
+        </w:numPr>
+      </w:pPr>
+      <w:r>
+        <w:t>Accuracy: 69.90%</w:t>
+      </w:r>
+    </w:p>
+    <w:p>
+      <w:pPr>
+        <w:numPr>
+          <w:ilvl w:val="1"/>
+          <w:numId w:val="15"/>
+        </w:numPr>
+      </w:pPr>
+      <w:r>
+        <w:t>Precision: 67.71%</w:t>
+      </w:r>
+    </w:p>
+    <w:p>
+      <w:pPr>
+        <w:numPr>
+          <w:ilvl w:val="1"/>
+          <w:numId w:val="15"/>
+        </w:numPr>
+      </w:pPr>
+      <w:r>
+        <w:t>Recall: 69.90%</w:t>
+      </w:r>
+    </w:p>
+    <w:p>
+      <w:pPr>
+        <w:numPr>
+          <w:ilvl w:val="1"/>
+          <w:numId w:val="15"/>
+        </w:numPr>
+      </w:pPr>
+      <w:r>
+        <w:t>F1-Score: 68.72%</w:t>
       </w:r>
     </w:p>
     <w:p>
       <w:pPr>
         <w:numPr>
           <w:ilvl w:val="0"/>
-          <w:numId w:val="5"/>
-        </w:numPr>
-      </w:pPr>
-      <w:r>
-        <w:rPr>
-          <w:b/>
-          <w:bCs/>
-        </w:rPr>
-        <w:t>Rolling_Avg_Prev_3_Lectures</w:t>
-      </w:r>
-      <w:r>
-        <w:t> (Highest predictor of immediate turnout)</w:t>
+          <w:numId w:val="15"/>
+        </w:numPr>
+      </w:pPr>
+      <w:r>
+        <w:rPr>
+          <w:b/>
+          <w:bCs/>
+        </w:rPr>
+        <w:t>Random Forest Classifier:</w:t>
+      </w:r>
+    </w:p>
+    <w:p>
+      <w:pPr>
+        <w:numPr>
+          <w:ilvl w:val="1"/>
+          <w:numId w:val="15"/>
+        </w:numPr>
+      </w:pPr>
+      <w:r>
+        <w:t>Accuracy: 69.90%</w:t>
+      </w:r>
+    </w:p>
+    <w:p>
+      <w:pPr>
+        <w:numPr>
+          <w:ilvl w:val="1"/>
+          <w:numId w:val="15"/>
+        </w:numPr>
+      </w:pPr>
+      <w:r>
+        <w:t>Precision: 67.69%</w:t>
+      </w:r>
+    </w:p>
+    <w:p>
+      <w:pPr>
+        <w:numPr>
+          <w:ilvl w:val="1"/>
+          <w:numId w:val="15"/>
+        </w:numPr>
+      </w:pPr>
+      <w:r>
+        <w:t>Recall: 69.90%</w:t>
+      </w:r>
+    </w:p>
+    <w:p>
+      <w:pPr>
+        <w:numPr>
+          <w:ilvl w:val="1"/>
+          <w:numId w:val="15"/>
+        </w:numPr>
+      </w:pPr>
+      <w:r>
+        <w:t>F1-Score: 68.59%</w:t>
       </w:r>
     </w:p>
     <w:p>
       <w:pPr>
         <w:numPr>
           <w:ilvl w:val="0"/>
-          <w:numId w:val="5"/>
-        </w:numPr>
-      </w:pPr>
-      <w:r>
-        <w:rPr>
-          <w:b/>
-          <w:bCs/>
-        </w:rPr>
-        <w:t>Previous_Lecture_Attendance_Pct</w:t>
+          <w:numId w:val="15"/>
+        </w:numPr>
+      </w:pPr>
+      <w:r>
+        <w:rPr>
+          <w:b/>
+          <w:bCs/>
+        </w:rPr>
+        <w:t>Support Vector Machine (SVM):</w:t>
+      </w:r>
+    </w:p>
+    <w:p>
+      <w:pPr>
+        <w:numPr>
+          <w:ilvl w:val="1"/>
+          <w:numId w:val="15"/>
+        </w:numPr>
+      </w:pPr>
+      <w:r>
+        <w:t>Accuracy: 68.93%</w:t>
+      </w:r>
+    </w:p>
+    <w:p>
+      <w:pPr>
+        <w:numPr>
+          <w:ilvl w:val="1"/>
+          <w:numId w:val="15"/>
+        </w:numPr>
+      </w:pPr>
+      <w:r>
+        <w:lastRenderedPageBreak/>
+        <w:t>Precision: 66.78%</w:t>
+      </w:r>
+    </w:p>
+    <w:p>
+      <w:pPr>
+        <w:numPr>
+          <w:ilvl w:val="1"/>
+          <w:numId w:val="15"/>
+        </w:numPr>
+      </w:pPr>
+      <w:r>
+        <w:t>Recall: 68.93%</w:t>
+      </w:r>
+    </w:p>
+    <w:p>
+      <w:pPr>
+        <w:numPr>
+          <w:ilvl w:val="1"/>
+          <w:numId w:val="15"/>
+        </w:numPr>
+      </w:pPr>
+      <w:r>
+        <w:t>F1-Score: 67.38%</w:t>
       </w:r>
     </w:p>
     <w:p>
       <w:pPr>
         <w:numPr>
           <w:ilvl w:val="0"/>
-          <w:numId w:val="5"/>
-        </w:numPr>
-      </w:pPr>
-      <w:r>
-        <w:rPr>
-          <w:b/>
-          <w:bCs/>
-        </w:rPr>
-        <w:t>Start_Time_Minutes</w:t>
-      </w:r>
-      <w:r>
-        <w:t> (Time-of-day positioning)</w:t>
+          <w:numId w:val="15"/>
+        </w:numPr>
+      </w:pPr>
+      <w:r>
+        <w:rPr>
+          <w:b/>
+          <w:bCs/>
+        </w:rPr>
+        <w:t>XGBoost Classifier:</w:t>
+      </w:r>
+    </w:p>
+    <w:p>
+      <w:pPr>
+        <w:numPr>
+          <w:ilvl w:val="1"/>
+          <w:numId w:val="15"/>
+        </w:numPr>
+      </w:pPr>
+      <w:r>
+        <w:t>Accuracy: 65.05%</w:t>
+      </w:r>
+    </w:p>
+    <w:p>
+      <w:pPr>
+        <w:numPr>
+          <w:ilvl w:val="1"/>
+          <w:numId w:val="15"/>
+        </w:numPr>
+      </w:pPr>
+      <w:r>
+        <w:t>Precision: 63.61%</w:t>
+      </w:r>
+    </w:p>
+    <w:p>
+      <w:pPr>
+        <w:numPr>
+          <w:ilvl w:val="1"/>
+          <w:numId w:val="15"/>
+        </w:numPr>
+      </w:pPr>
+      <w:r>
+        <w:t>Recall: 65.05%</w:t>
+      </w:r>
+    </w:p>
+    <w:p>
+      <w:pPr>
+        <w:numPr>
+          <w:ilvl w:val="1"/>
+          <w:numId w:val="15"/>
+        </w:numPr>
+      </w:pPr>
+      <w:r>
+        <w:t>F1-Score: 64.30%</w:t>
       </w:r>
     </w:p>
     <w:p>
       <w:pPr>
         <w:numPr>
           <w:ilvl w:val="0"/>
-          <w:numId w:val="5"/>
-        </w:numPr>
-      </w:pPr>
-      <w:r>
-        <w:rPr>
-          <w:b/>
-          <w:bCs/>
-        </w:rPr>
-        <w:t>Day_Of_Semester</w:t>
-      </w:r>
-      <w:r>
-        <w:t> (Semester fatigue progression)</w:t>
+          <w:numId w:val="15"/>
+        </w:numPr>
+      </w:pPr>
+      <w:r>
+        <w:rPr>
+          <w:b/>
+          <w:bCs/>
+        </w:rPr>
+        <w:t>Decision Tree Classifier:</w:t>
+      </w:r>
+    </w:p>
+    <w:p>
+      <w:pPr>
+        <w:numPr>
+          <w:ilvl w:val="1"/>
+          <w:numId w:val="15"/>
+        </w:numPr>
+      </w:pPr>
+      <w:r>
+        <w:t>Accuracy: 61.17%</w:t>
+      </w:r>
+    </w:p>
+    <w:p>
+      <w:pPr>
+        <w:numPr>
+          <w:ilvl w:val="1"/>
+          <w:numId w:val="15"/>
+        </w:numPr>
+      </w:pPr>
+      <w:r>
+        <w:t>Precision: 63.73%</w:t>
+      </w:r>
+    </w:p>
+    <w:p>
+      <w:pPr>
+        <w:numPr>
+          <w:ilvl w:val="1"/>
+          <w:numId w:val="15"/>
+        </w:numPr>
+      </w:pPr>
+      <w:r>
+        <w:t>Recall: 61.17%</w:t>
+      </w:r>
+    </w:p>
+    <w:p>
+      <w:pPr>
+        <w:numPr>
+          <w:ilvl w:val="1"/>
+          <w:numId w:val="15"/>
+        </w:numPr>
+      </w:pPr>
+      <w:r>
+        <w:t>F1-Score: 62.27%</w:t>
       </w:r>
     </w:p>
     <w:p>
       <w:pPr>
         <w:numPr>
           <w:ilvl w:val="0"/>
-          <w:numId w:val="5"/>
-        </w:numPr>
-      </w:pPr>
-      <w:r>
-        <w:rPr>
-          <w:b/>
-          <w:bCs/>
-        </w:rPr>
-        <w:t>Internal_Test_Week</w:t>
-      </w:r>
-      <w:r>
-        <w:t> (Academic urgency flag)</w:t>
-      </w:r>
-    </w:p>
-    <w:p/>
-    <w:p>
-      <w:pPr>
-        <w:rPr>
-          <w:b/>
-          <w:bCs/>
-        </w:rPr>
-      </w:pPr>
-      <w:r>
-        <w:rPr>
-          <w:b/>
-          <w:bCs/>
-        </w:rPr>
-        <w:t>4. Machine Learning Model Performance Matrix</w:t>
-      </w:r>
-    </w:p>
-    <w:p>
-      <w:r>
-        <w:t>We evaluated both </w:t>
-      </w:r>
-      <w:r>
-        <w:rPr>
-          <w:b/>
-          <w:bCs/>
-        </w:rPr>
-        <w:t>Regression models</w:t>
-      </w:r>
-      <w:r>
-        <w:t> (predicting exact attendance %) and </w:t>
-      </w:r>
-      <w:r>
-        <w:rPr>
-          <w:b/>
-          <w:bCs/>
-        </w:rPr>
-        <w:t>Classification models</w:t>
-      </w:r>
-      <w:r>
-        <w:t> (predicting attendance risk categories).</w:t>
-      </w:r>
-    </w:p>
-    <w:p>
-      <w:r>
-        <w:t>Regression Model Benchmarking:</w:t>
-      </w:r>
-    </w:p>
-    <w:tbl>
-      <w:tblPr>
-        <w:tblStyle w:val="TableGrid"/>
-        <w:tblW w:w="0" w:type="auto"/>
-        <w:tblLook w:val="04A0" w:firstRow="1" w:lastRow="0" w:firstColumn="1" w:lastColumn="0" w:noHBand="0" w:noVBand="1"/>
-      </w:tblPr>
-      <w:tblGrid>
-        <w:gridCol w:w="2804"/>
-        <w:gridCol w:w="1985"/>
-        <w:gridCol w:w="980"/>
-        <w:gridCol w:w="1073"/>
-        <w:gridCol w:w="951"/>
-      </w:tblGrid>
-      <w:tr>
-        <w:tc>
-          <w:tcPr>
-            <w:tcW w:w="0" w:type="auto"/>
-            <w:hideMark/>
-          </w:tcPr>
-          <w:p>
-            <w:pPr>
-              <w:spacing w:after="160" w:line="259" w:lineRule="auto"/>
-            </w:pPr>
-            <w:r>
-              <w:t>Model Algorithm</w:t>
-            </w:r>
-          </w:p>
-        </w:tc>
-        <w:tc>
-          <w:tcPr>
-            <w:tcW w:w="0" w:type="auto"/>
-            <w:hideMark/>
-          </w:tcPr>
-          <w:p>
-            <w:pPr>
-              <w:spacing w:after="160" w:line="259" w:lineRule="auto"/>
-            </w:pPr>
-            <w:r>
-              <w:t>Model Accuracy (%)</w:t>
-            </w:r>
-          </w:p>
-        </w:tc>
-        <w:tc>
-          <w:tcPr>
-            <w:tcW w:w="0" w:type="auto"/>
-            <w:hideMark/>
-          </w:tcPr>
-          <w:p>
-            <w:pPr>
-              <w:spacing w:after="160" w:line="259" w:lineRule="auto"/>
-            </w:pPr>
-            <w:r>
-              <w:t>MAE (%)</w:t>
-            </w:r>
-          </w:p>
-        </w:tc>
-        <w:tc>
-          <w:tcPr>
-            <w:tcW w:w="0" w:type="auto"/>
-            <w:hideMark/>
-          </w:tcPr>
-          <w:p>
-            <w:pPr>
-              <w:spacing w:after="160" w:line="259" w:lineRule="auto"/>
-            </w:pPr>
-            <w:r>
-              <w:t>RMSE (%)</w:t>
-            </w:r>
-          </w:p>
-        </w:tc>
-        <w:tc>
-          <w:tcPr>
-            <w:tcW w:w="0" w:type="auto"/>
-            <w:hideMark/>
-          </w:tcPr>
-          <w:p>
-            <w:pPr>
-              <w:spacing w:after="160" w:line="259" w:lineRule="auto"/>
-            </w:pPr>
-            <w:r>
-              <w:t>R² Score</w:t>
-            </w:r>
-          </w:p>
-        </w:tc>
-      </w:tr>
-      <w:tr>
-        <w:tc>
-          <w:tcPr>
-            <w:tcW w:w="0" w:type="auto"/>
-            <w:hideMark/>
-          </w:tcPr>
-          <w:p>
-            <w:pPr>
-              <w:spacing w:after="160" w:line="259" w:lineRule="auto"/>
-            </w:pPr>
-            <w:r>
-              <w:rPr>
-                <w:b/>
-                <w:bCs/>
-              </w:rPr>
-              <w:t>Random Forest Regressor</w:t>
-            </w:r>
-          </w:p>
-        </w:tc>
-        <w:tc>
-          <w:tcPr>
-            <w:tcW w:w="0" w:type="auto"/>
-            <w:hideMark/>
-          </w:tcPr>
-          <w:p>
-            <w:pPr>
-              <w:spacing w:after="160" w:line="259" w:lineRule="auto"/>
-            </w:pPr>
-            <w:r>
-              <w:rPr>
-                <w:b/>
-                <w:bCs/>
-              </w:rPr>
-              <w:t>94.20%</w:t>
-            </w:r>
-          </w:p>
-        </w:tc>
-        <w:tc>
-          <w:tcPr>
-            <w:tcW w:w="0" w:type="auto"/>
-            <w:hideMark/>
-          </w:tcPr>
-          <w:p>
-            <w:pPr>
-              <w:spacing w:after="160" w:line="259" w:lineRule="auto"/>
-            </w:pPr>
-            <w:r>
-              <w:rPr>
-                <w:b/>
-                <w:bCs/>
-              </w:rPr>
-              <w:t>3.82%</w:t>
-            </w:r>
-          </w:p>
-        </w:tc>
-        <w:tc>
-          <w:tcPr>
-            <w:tcW w:w="0" w:type="auto"/>
-            <w:hideMark/>
-          </w:tcPr>
-          <w:p>
-            <w:pPr>
-              <w:spacing w:after="160" w:line="259" w:lineRule="auto"/>
-            </w:pPr>
-            <w:r>
-              <w:rPr>
-                <w:b/>
-                <w:bCs/>
-              </w:rPr>
-              <w:t>4.91%</w:t>
-            </w:r>
-          </w:p>
-        </w:tc>
-        <w:tc>
-          <w:tcPr>
-            <w:tcW w:w="0" w:type="auto"/>
-            <w:hideMark/>
-          </w:tcPr>
-          <w:p>
-            <w:pPr>
-              <w:spacing w:after="160" w:line="259" w:lineRule="auto"/>
-            </w:pPr>
-            <w:r>
-              <w:rPr>
-                <w:b/>
-                <w:bCs/>
-              </w:rPr>
-              <w:t>0.8920</w:t>
-            </w:r>
-          </w:p>
-        </w:tc>
-      </w:tr>
-      <w:tr>
-        <w:tc>
-          <w:tcPr>
-            <w:tcW w:w="0" w:type="auto"/>
-            <w:hideMark/>
-          </w:tcPr>
-          <w:p>
-            <w:pPr>
-              <w:spacing w:after="160" w:line="259" w:lineRule="auto"/>
-            </w:pPr>
-            <w:r>
-              <w:rPr>
-                <w:b/>
-                <w:bCs/>
-              </w:rPr>
-              <w:t>Linear Regression</w:t>
-            </w:r>
-          </w:p>
-        </w:tc>
-        <w:tc>
-          <w:tcPr>
-            <w:tcW w:w="0" w:type="auto"/>
-            <w:hideMark/>
-          </w:tcPr>
-          <w:p>
-            <w:pPr>
-              <w:spacing w:after="160" w:line="259" w:lineRule="auto"/>
-            </w:pPr>
-            <w:r>
-              <w:rPr>
-                <w:b/>
-                <w:bCs/>
-              </w:rPr>
-              <w:t>87.18%</w:t>
-            </w:r>
-          </w:p>
-        </w:tc>
-        <w:tc>
-          <w:tcPr>
-            <w:tcW w:w="0" w:type="auto"/>
-            <w:hideMark/>
-          </w:tcPr>
-          <w:p>
-            <w:pPr>
-              <w:spacing w:after="160" w:line="259" w:lineRule="auto"/>
-            </w:pPr>
-            <w:r>
-              <w:rPr>
-                <w:b/>
-                <w:bCs/>
-              </w:rPr>
-              <w:t>4.15%</w:t>
-            </w:r>
-          </w:p>
-        </w:tc>
-        <w:tc>
-          <w:tcPr>
-            <w:tcW w:w="0" w:type="auto"/>
-            <w:hideMark/>
-          </w:tcPr>
-          <w:p>
-            <w:pPr>
-              <w:spacing w:after="160" w:line="259" w:lineRule="auto"/>
-            </w:pPr>
-            <w:r>
-              <w:rPr>
-                <w:b/>
-                <w:bCs/>
-              </w:rPr>
-              <w:t>5.42%</w:t>
-            </w:r>
-          </w:p>
-        </w:tc>
-        <w:tc>
-          <w:tcPr>
-            <w:tcW w:w="0" w:type="auto"/>
-            <w:hideMark/>
-          </w:tcPr>
-          <w:p>
-            <w:pPr>
-              <w:spacing w:after="160" w:line="259" w:lineRule="auto"/>
-            </w:pPr>
-            <w:r>
-              <w:rPr>
-                <w:b/>
-                <w:bCs/>
-              </w:rPr>
-              <w:t>0.8710</w:t>
-            </w:r>
-          </w:p>
-        </w:tc>
-      </w:tr>
-      <w:tr>
-        <w:tc>
-          <w:tcPr>
-            <w:tcW w:w="0" w:type="auto"/>
-            <w:hideMark/>
-          </w:tcPr>
-          <w:p>
-            <w:pPr>
-              <w:spacing w:after="160" w:line="259" w:lineRule="auto"/>
-            </w:pPr>
-            <w:r>
-              <w:rPr>
-                <w:b/>
-                <w:bCs/>
-              </w:rPr>
-              <w:lastRenderedPageBreak/>
-              <w:t>Gradient Boosting Regressor</w:t>
-            </w:r>
-          </w:p>
-        </w:tc>
-        <w:tc>
-          <w:tcPr>
-            <w:tcW w:w="0" w:type="auto"/>
-            <w:hideMark/>
-          </w:tcPr>
-          <w:p>
-            <w:pPr>
-              <w:spacing w:after="160" w:line="259" w:lineRule="auto"/>
-            </w:pPr>
-            <w:r>
-              <w:t>92.50%</w:t>
-            </w:r>
-          </w:p>
-        </w:tc>
-        <w:tc>
-          <w:tcPr>
-            <w:tcW w:w="0" w:type="auto"/>
-            <w:hideMark/>
-          </w:tcPr>
-          <w:p>
-            <w:pPr>
-              <w:spacing w:after="160" w:line="259" w:lineRule="auto"/>
-            </w:pPr>
-            <w:r>
-              <w:t>4.02%</w:t>
-            </w:r>
-          </w:p>
-        </w:tc>
-        <w:tc>
-          <w:tcPr>
-            <w:tcW w:w="0" w:type="auto"/>
-            <w:hideMark/>
-          </w:tcPr>
-          <w:p>
-            <w:pPr>
-              <w:spacing w:after="160" w:line="259" w:lineRule="auto"/>
-            </w:pPr>
-            <w:r>
-              <w:t>5.10%</w:t>
-            </w:r>
-          </w:p>
-        </w:tc>
-        <w:tc>
-          <w:tcPr>
-            <w:tcW w:w="0" w:type="auto"/>
-            <w:hideMark/>
-          </w:tcPr>
-          <w:p>
-            <w:pPr>
-              <w:spacing w:after="160" w:line="259" w:lineRule="auto"/>
-            </w:pPr>
-            <w:r>
-              <w:t>0.8840</w:t>
-            </w:r>
-          </w:p>
-        </w:tc>
-      </w:tr>
-      <w:tr>
-        <w:tc>
-          <w:tcPr>
-            <w:tcW w:w="0" w:type="auto"/>
-            <w:hideMark/>
-          </w:tcPr>
-          <w:p>
-            <w:pPr>
-              <w:spacing w:after="160" w:line="259" w:lineRule="auto"/>
-            </w:pPr>
-            <w:r>
-              <w:rPr>
-                <w:b/>
-                <w:bCs/>
-              </w:rPr>
-              <w:t>XGBoost Regressor</w:t>
-            </w:r>
-          </w:p>
-        </w:tc>
-        <w:tc>
-          <w:tcPr>
-            <w:tcW w:w="0" w:type="auto"/>
-            <w:hideMark/>
-          </w:tcPr>
-          <w:p>
-            <w:pPr>
-              <w:spacing w:after="160" w:line="259" w:lineRule="auto"/>
-            </w:pPr>
-            <w:r>
-              <w:t>91.80%</w:t>
-            </w:r>
-          </w:p>
-        </w:tc>
-        <w:tc>
-          <w:tcPr>
-            <w:tcW w:w="0" w:type="auto"/>
-            <w:hideMark/>
-          </w:tcPr>
-          <w:p>
-            <w:pPr>
-              <w:spacing w:after="160" w:line="259" w:lineRule="auto"/>
-            </w:pPr>
-            <w:r>
-              <w:t>4.10%</w:t>
-            </w:r>
-          </w:p>
-        </w:tc>
-        <w:tc>
-          <w:tcPr>
-            <w:tcW w:w="0" w:type="auto"/>
-            <w:hideMark/>
-          </w:tcPr>
-          <w:p>
-            <w:pPr>
-              <w:spacing w:after="160" w:line="259" w:lineRule="auto"/>
-            </w:pPr>
-            <w:r>
-              <w:t>5.25%</w:t>
-            </w:r>
-          </w:p>
-        </w:tc>
-        <w:tc>
-          <w:tcPr>
-            <w:tcW w:w="0" w:type="auto"/>
-            <w:hideMark/>
-          </w:tcPr>
-          <w:p>
-            <w:pPr>
-              <w:spacing w:after="160" w:line="259" w:lineRule="auto"/>
-            </w:pPr>
-            <w:r>
-              <w:t>0.8790</w:t>
-            </w:r>
-          </w:p>
-        </w:tc>
-      </w:tr>
-    </w:tbl>
-    <w:p/>
-    <w:p/>
-    <w:p/>
-    <w:p>
-      <w:r>
-        <w:t xml:space="preserve"> Classification Model Benchmarking (Attendance Risk Bands):</w:t>
-      </w:r>
-    </w:p>
-    <w:tbl>
-      <w:tblPr>
-        <w:tblStyle w:val="TableGrid"/>
-        <w:tblW w:w="0" w:type="auto"/>
-        <w:tblLook w:val="04A0" w:firstRow="1" w:lastRow="0" w:firstColumn="1" w:lastColumn="0" w:noHBand="0" w:noVBand="1"/>
-      </w:tblPr>
-      <w:tblGrid>
-        <w:gridCol w:w="3044"/>
-        <w:gridCol w:w="1356"/>
-        <w:gridCol w:w="1365"/>
-        <w:gridCol w:w="1080"/>
-        <w:gridCol w:w="1328"/>
-      </w:tblGrid>
-      <w:tr>
-        <w:tc>
-          <w:tcPr>
-            <w:tcW w:w="0" w:type="auto"/>
-            <w:hideMark/>
-          </w:tcPr>
-          <w:p>
-            <w:pPr>
-              <w:spacing w:after="160" w:line="259" w:lineRule="auto"/>
-            </w:pPr>
-            <w:r>
-              <w:t>Model Algorithm</w:t>
-            </w:r>
-          </w:p>
-        </w:tc>
-        <w:tc>
-          <w:tcPr>
-            <w:tcW w:w="0" w:type="auto"/>
-            <w:hideMark/>
-          </w:tcPr>
-          <w:p>
-            <w:pPr>
-              <w:spacing w:after="160" w:line="259" w:lineRule="auto"/>
-            </w:pPr>
-            <w:r>
-              <w:t>Accuracy (%)</w:t>
-            </w:r>
-          </w:p>
-        </w:tc>
-        <w:tc>
-          <w:tcPr>
-            <w:tcW w:w="0" w:type="auto"/>
-            <w:hideMark/>
-          </w:tcPr>
-          <w:p>
-            <w:pPr>
-              <w:spacing w:after="160" w:line="259" w:lineRule="auto"/>
-            </w:pPr>
-            <w:r>
-              <w:t>Precision (%)</w:t>
-            </w:r>
-          </w:p>
-        </w:tc>
-        <w:tc>
-          <w:tcPr>
-            <w:tcW w:w="0" w:type="auto"/>
-            <w:hideMark/>
-          </w:tcPr>
-          <w:p>
-            <w:pPr>
-              <w:spacing w:after="160" w:line="259" w:lineRule="auto"/>
-            </w:pPr>
-            <w:r>
-              <w:t>Recall (%)</w:t>
-            </w:r>
-          </w:p>
-        </w:tc>
-        <w:tc>
-          <w:tcPr>
-            <w:tcW w:w="0" w:type="auto"/>
-            <w:hideMark/>
-          </w:tcPr>
-          <w:p>
-            <w:pPr>
-              <w:spacing w:after="160" w:line="259" w:lineRule="auto"/>
-            </w:pPr>
-            <w:r>
-              <w:t>F1-Score (%)</w:t>
-            </w:r>
-          </w:p>
-        </w:tc>
-      </w:tr>
-      <w:tr>
-        <w:tc>
-          <w:tcPr>
-            <w:tcW w:w="0" w:type="auto"/>
-            <w:hideMark/>
-          </w:tcPr>
-          <w:p>
-            <w:pPr>
-              <w:spacing w:after="160" w:line="259" w:lineRule="auto"/>
-            </w:pPr>
-            <w:r>
-              <w:rPr>
-                <w:b/>
-                <w:bCs/>
-              </w:rPr>
-              <w:t>Logistic Regression</w:t>
-            </w:r>
-          </w:p>
-        </w:tc>
-        <w:tc>
-          <w:tcPr>
-            <w:tcW w:w="0" w:type="auto"/>
-            <w:hideMark/>
-          </w:tcPr>
-          <w:p>
-            <w:pPr>
-              <w:spacing w:after="160" w:line="259" w:lineRule="auto"/>
-            </w:pPr>
-            <w:r>
-              <w:rPr>
-                <w:b/>
-                <w:bCs/>
-              </w:rPr>
-              <w:t>88.50%</w:t>
-            </w:r>
-          </w:p>
-        </w:tc>
-        <w:tc>
-          <w:tcPr>
-            <w:tcW w:w="0" w:type="auto"/>
-            <w:hideMark/>
-          </w:tcPr>
-          <w:p>
-            <w:pPr>
-              <w:spacing w:after="160" w:line="259" w:lineRule="auto"/>
-            </w:pPr>
-            <w:r>
-              <w:rPr>
-                <w:b/>
-                <w:bCs/>
-              </w:rPr>
-              <w:t>88.20%</w:t>
-            </w:r>
-          </w:p>
-        </w:tc>
-        <w:tc>
-          <w:tcPr>
-            <w:tcW w:w="0" w:type="auto"/>
-            <w:hideMark/>
-          </w:tcPr>
-          <w:p>
-            <w:pPr>
-              <w:spacing w:after="160" w:line="259" w:lineRule="auto"/>
-            </w:pPr>
-            <w:r>
-              <w:rPr>
-                <w:b/>
-                <w:bCs/>
-              </w:rPr>
-              <w:t>88.50%</w:t>
-            </w:r>
-          </w:p>
-        </w:tc>
-        <w:tc>
-          <w:tcPr>
-            <w:tcW w:w="0" w:type="auto"/>
-            <w:hideMark/>
-          </w:tcPr>
-          <w:p>
-            <w:pPr>
-              <w:spacing w:after="160" w:line="259" w:lineRule="auto"/>
-            </w:pPr>
-            <w:r>
-              <w:rPr>
-                <w:b/>
-                <w:bCs/>
-              </w:rPr>
-              <w:t>88.30%</w:t>
-            </w:r>
-          </w:p>
-        </w:tc>
-      </w:tr>
-      <w:tr>
-        <w:tc>
-          <w:tcPr>
-            <w:tcW w:w="0" w:type="auto"/>
-            <w:hideMark/>
-          </w:tcPr>
-          <w:p>
-            <w:pPr>
-              <w:spacing w:after="160" w:line="259" w:lineRule="auto"/>
-            </w:pPr>
-            <w:r>
-              <w:rPr>
-                <w:b/>
-                <w:bCs/>
-              </w:rPr>
-              <w:t>Random Forest Classifier</w:t>
-            </w:r>
-          </w:p>
-        </w:tc>
-        <w:tc>
-          <w:tcPr>
-            <w:tcW w:w="0" w:type="auto"/>
-            <w:hideMark/>
-          </w:tcPr>
-          <w:p>
-            <w:pPr>
-              <w:spacing w:after="160" w:line="259" w:lineRule="auto"/>
-            </w:pPr>
-            <w:r>
-              <w:t>92.10%</w:t>
-            </w:r>
-          </w:p>
-        </w:tc>
-        <w:tc>
-          <w:tcPr>
-            <w:tcW w:w="0" w:type="auto"/>
-            <w:hideMark/>
-          </w:tcPr>
-          <w:p>
-            <w:pPr>
-              <w:spacing w:after="160" w:line="259" w:lineRule="auto"/>
-            </w:pPr>
-            <w:r>
-              <w:t>92.00%</w:t>
-            </w:r>
-          </w:p>
-        </w:tc>
-        <w:tc>
-          <w:tcPr>
-            <w:tcW w:w="0" w:type="auto"/>
-            <w:hideMark/>
-          </w:tcPr>
-          <w:p>
-            <w:pPr>
-              <w:spacing w:after="160" w:line="259" w:lineRule="auto"/>
-            </w:pPr>
-            <w:r>
-              <w:t>92.10%</w:t>
-            </w:r>
-          </w:p>
-        </w:tc>
-        <w:tc>
-          <w:tcPr>
-            <w:tcW w:w="0" w:type="auto"/>
-            <w:hideMark/>
-          </w:tcPr>
-          <w:p>
-            <w:pPr>
-              <w:spacing w:after="160" w:line="259" w:lineRule="auto"/>
-            </w:pPr>
-            <w:r>
-              <w:t>92.05%</w:t>
-            </w:r>
-          </w:p>
-        </w:tc>
-      </w:tr>
-      <w:tr>
-        <w:tc>
-          <w:tcPr>
-            <w:tcW w:w="0" w:type="auto"/>
-            <w:hideMark/>
-          </w:tcPr>
-          <w:p>
-            <w:pPr>
-              <w:spacing w:after="160" w:line="259" w:lineRule="auto"/>
-            </w:pPr>
-            <w:r>
-              <w:rPr>
-                <w:b/>
-                <w:bCs/>
-              </w:rPr>
-              <w:t>Support Vector Machine (SVM)</w:t>
-            </w:r>
-          </w:p>
-        </w:tc>
-        <w:tc>
-          <w:tcPr>
-            <w:tcW w:w="0" w:type="auto"/>
-            <w:hideMark/>
-          </w:tcPr>
-          <w:p>
-            <w:pPr>
-              <w:spacing w:after="160" w:line="259" w:lineRule="auto"/>
-            </w:pPr>
-            <w:r>
-              <w:t>86.20%</w:t>
-            </w:r>
-          </w:p>
-        </w:tc>
-        <w:tc>
-          <w:tcPr>
-            <w:tcW w:w="0" w:type="auto"/>
-            <w:hideMark/>
-          </w:tcPr>
-          <w:p>
-            <w:pPr>
-              <w:spacing w:after="160" w:line="259" w:lineRule="auto"/>
-            </w:pPr>
-            <w:r>
-              <w:t>85.90%</w:t>
-            </w:r>
-          </w:p>
-        </w:tc>
-        <w:tc>
-          <w:tcPr>
-            <w:tcW w:w="0" w:type="auto"/>
-            <w:hideMark/>
-          </w:tcPr>
-          <w:p>
-            <w:pPr>
-              <w:spacing w:after="160" w:line="259" w:lineRule="auto"/>
-            </w:pPr>
-            <w:r>
-              <w:t>86.20%</w:t>
-            </w:r>
-          </w:p>
-        </w:tc>
-        <w:tc>
-          <w:tcPr>
-            <w:tcW w:w="0" w:type="auto"/>
-            <w:hideMark/>
-          </w:tcPr>
-          <w:p>
-            <w:pPr>
-              <w:spacing w:after="160" w:line="259" w:lineRule="auto"/>
-            </w:pPr>
-            <w:r>
-              <w:t>86.00%</w:t>
-            </w:r>
-          </w:p>
-        </w:tc>
-      </w:tr>
-    </w:tbl>
-    <w:p>
-      <w:r>
-        <w:pict w14:anchorId="51996F63">
-          <v:rect id="_x0000_i1076" style="width:342.9pt;height:.75pt" o:hrpct="0" o:hralign="center" o:hrstd="t" o:hr="t" fillcolor="#a0a0a0" stroked="f"/>
+          <w:numId w:val="15"/>
+        </w:numPr>
+      </w:pPr>
+      <w:r>
+        <w:rPr>
+          <w:b/>
+          <w:bCs/>
+        </w:rPr>
+        <w:t>k-Nearest Neighbors (k-NN):</w:t>
+      </w:r>
+    </w:p>
+    <w:p>
+      <w:pPr>
+        <w:numPr>
+          <w:ilvl w:val="1"/>
+          <w:numId w:val="15"/>
+        </w:numPr>
+      </w:pPr>
+      <w:r>
+        <w:t>Accuracy: 61.17%</w:t>
+      </w:r>
+    </w:p>
+    <w:p>
+      <w:pPr>
+        <w:numPr>
+          <w:ilvl w:val="1"/>
+          <w:numId w:val="15"/>
+        </w:numPr>
+      </w:pPr>
+      <w:r>
+        <w:t>Precision: 58.88%</w:t>
+      </w:r>
+    </w:p>
+    <w:p>
+      <w:pPr>
+        <w:numPr>
+          <w:ilvl w:val="1"/>
+          <w:numId w:val="15"/>
+        </w:numPr>
+      </w:pPr>
+      <w:r>
+        <w:t>Recall: 61.17%</w:t>
+      </w:r>
+    </w:p>
+    <w:p>
+      <w:pPr>
+        <w:numPr>
+          <w:ilvl w:val="1"/>
+          <w:numId w:val="15"/>
+        </w:numPr>
+      </w:pPr>
+      <w:r>
+        <w:t>F1-Score: 59.78%</w:t>
+      </w:r>
+    </w:p>
+    <w:p>
+      <w:pPr>
+        <w:numPr>
+          <w:ilvl w:val="0"/>
+          <w:numId w:val="15"/>
+        </w:numPr>
+      </w:pPr>
+      <w:r>
+        <w:rPr>
+          <w:b/>
+          <w:bCs/>
+        </w:rPr>
+        <w:t>Naïve Bayes:</w:t>
+      </w:r>
+    </w:p>
+    <w:p>
+      <w:pPr>
+        <w:numPr>
+          <w:ilvl w:val="1"/>
+          <w:numId w:val="15"/>
+        </w:numPr>
+      </w:pPr>
+      <w:r>
+        <w:t>Accuracy: 23.30%</w:t>
+      </w:r>
+    </w:p>
+    <w:p>
+      <w:pPr>
+        <w:numPr>
+          <w:ilvl w:val="1"/>
+          <w:numId w:val="15"/>
+        </w:numPr>
+      </w:pPr>
+      <w:r>
+        <w:t>Precision: 63.38%</w:t>
+      </w:r>
+    </w:p>
+    <w:p>
+      <w:pPr>
+        <w:numPr>
+          <w:ilvl w:val="1"/>
+          <w:numId w:val="15"/>
+        </w:numPr>
+      </w:pPr>
+      <w:r>
+        <w:t>Recall: 23.30%</w:t>
+      </w:r>
+    </w:p>
+    <w:p>
+      <w:pPr>
+        <w:numPr>
+          <w:ilvl w:val="1"/>
+          <w:numId w:val="15"/>
+        </w:numPr>
+      </w:pPr>
+      <w:r>
+        <w:t>F1-Score: 27.19%</w:t>
+      </w:r>
+    </w:p>
+    <w:p>
+      <w:r>
+        <w:pict w14:anchorId="49C8E5D0">
+          <v:rect id="_x0000_i1073" style="width:486.75pt;height:.75pt" o:hrpct="0" o:hralign="center" o:hrstd="t" o:hr="t" fillcolor="#a0a0a0" stroked="f"/>
         </w:pict>
       </w:r>
     </w:p>
@@ -1700,134 +1419,10 @@
       </w:r>
     </w:p>
     <w:p>
-      <w:r>
-        <w:t xml:space="preserve"> RECOMMENDED TIMETABLE REORGANIZATION</w:t>
-      </w:r>
-    </w:p>
-    <w:p/>
-    <w:tbl>
-      <w:tblPr>
-        <w:tblStyle w:val="TableGrid"/>
-        <w:tblW w:w="0" w:type="auto"/>
-        <w:tblLook w:val="04A0" w:firstRow="1" w:lastRow="0" w:firstColumn="1" w:lastColumn="0" w:noHBand="0" w:noVBand="1"/>
-      </w:tblPr>
-      <w:tblGrid>
-        <w:gridCol w:w="3213"/>
-        <w:gridCol w:w="3110"/>
-      </w:tblGrid>
-      <w:tr>
-        <w:tc>
-          <w:tcPr>
-            <w:tcW w:w="0" w:type="auto"/>
-            <w:hideMark/>
-          </w:tcPr>
-          <w:p>
-            <w:pPr>
-              <w:spacing w:after="160" w:line="259" w:lineRule="auto"/>
-              <w:rPr>
-                <w:b/>
-                <w:bCs/>
-              </w:rPr>
-            </w:pPr>
-            <w:r>
-              <w:rPr>
-                <w:b/>
-                <w:bCs/>
-              </w:rPr>
-              <w:t>CURRENT TIMETABLE</w:t>
-            </w:r>
-          </w:p>
-        </w:tc>
-        <w:tc>
-          <w:tcPr>
-            <w:tcW w:w="0" w:type="auto"/>
-            <w:hideMark/>
-          </w:tcPr>
-          <w:p>
-            <w:pPr>
-              <w:spacing w:after="160" w:line="259" w:lineRule="auto"/>
-              <w:rPr>
-                <w:b/>
-                <w:bCs/>
-              </w:rPr>
-            </w:pPr>
-            <w:r>
-              <w:rPr>
-                <w:b/>
-                <w:bCs/>
-              </w:rPr>
-              <w:t>OPTIMIZED TIMETABLE</w:t>
-            </w:r>
-          </w:p>
-        </w:tc>
-      </w:tr>
-      <w:tr>
-        <w:tc>
-          <w:tcPr>
-            <w:tcW w:w="0" w:type="auto"/>
-            <w:hideMark/>
-          </w:tcPr>
-          <w:p>
-            <w:pPr>
-              <w:spacing w:after="160" w:line="259" w:lineRule="auto"/>
-            </w:pPr>
-            <w:r>
-              <w:t>09:00 AM – Core Subjects</w:t>
-            </w:r>
-          </w:p>
-        </w:tc>
-        <w:tc>
-          <w:tcPr>
-            <w:tcW w:w="0" w:type="auto"/>
-            <w:hideMark/>
-          </w:tcPr>
-          <w:p>
-            <w:pPr>
-              <w:spacing w:after="160" w:line="259" w:lineRule="auto"/>
-            </w:pPr>
-            <w:r>
-              <w:t>09:00 AM – Low-Turnout Core</w:t>
-            </w:r>
-          </w:p>
-        </w:tc>
-      </w:tr>
-      <w:tr>
-        <w:tc>
-          <w:tcPr>
-            <w:tcW w:w="0" w:type="auto"/>
-            <w:hideMark/>
-          </w:tcPr>
-          <w:p>
-            <w:pPr>
-              <w:spacing w:after="160" w:line="259" w:lineRule="auto"/>
-            </w:pPr>
-            <w:r>
-              <w:t>01:30 PM – Data Structures (Low)</w:t>
-            </w:r>
-          </w:p>
-        </w:tc>
-        <w:tc>
-          <w:tcPr>
-            <w:tcW w:w="0" w:type="auto"/>
-            <w:hideMark/>
-          </w:tcPr>
-          <w:p>
-            <w:pPr>
-              <w:spacing w:after="160" w:line="259" w:lineRule="auto"/>
-            </w:pPr>
-            <w:r>
-              <w:t>01:30 PM – Practical Labs / Sem.</w:t>
-            </w:r>
-          </w:p>
-        </w:tc>
-      </w:tr>
-    </w:tbl>
-    <w:p/>
-    <w:p>
       <w:pPr>
         <w:numPr>
           <w:ilvl w:val="0"/>
-          <w:numId w:val="6"/>
+          <w:numId w:val="16"/>
         </w:numPr>
       </w:pPr>
       <w:r>
@@ -1842,38 +1437,18 @@
       <w:pPr>
         <w:numPr>
           <w:ilvl w:val="1"/>
-          <w:numId w:val="6"/>
-        </w:numPr>
-      </w:pPr>
-      <w:r>
-        <w:t>Move demanding subjects like </w:t>
-      </w:r>
-      <w:r>
-        <w:rPr>
-          <w:i/>
-          <w:iCs/>
-        </w:rPr>
-        <w:t>Data Structures</w:t>
-      </w:r>
-      <w:r>
-        <w:t> and </w:t>
-      </w:r>
-      <w:r>
-        <w:rPr>
-          <w:i/>
-          <w:iCs/>
-        </w:rPr>
-        <w:t>Theory of Computation</w:t>
-      </w:r>
-      <w:r>
-        <w:t> from 01:30 PM afternoon slots to 09:00 AM or 10:15 AM morning slots.</w:t>
+          <w:numId w:val="16"/>
+        </w:numPr>
+      </w:pPr>
+      <w:r>
+        <w:t>Move demanding subjects like Data Structures and Theory of Computation from 01:30 PM afternoon slots to 09:00 AM or 10:15 AM morning slots.</w:t>
       </w:r>
     </w:p>
     <w:p>
       <w:pPr>
         <w:numPr>
           <w:ilvl w:val="0"/>
-          <w:numId w:val="6"/>
+          <w:numId w:val="16"/>
         </w:numPr>
       </w:pPr>
       <w:r>
@@ -1888,28 +1463,18 @@
       <w:pPr>
         <w:numPr>
           <w:ilvl w:val="1"/>
-          <w:numId w:val="6"/>
-        </w:numPr>
-      </w:pPr>
-      <w:r>
-        <w:t>Reserve 01:30 PM slots for hands-on </w:t>
-      </w:r>
-      <w:r>
-        <w:rPr>
-          <w:b/>
-          <w:bCs/>
-        </w:rPr>
-        <w:t>Practical Labs</w:t>
-      </w:r>
-      <w:r>
-        <w:t> or interactive seminar sessions, which maintain higher engagement than passive lectures.</w:t>
+          <w:numId w:val="16"/>
+        </w:numPr>
+      </w:pPr>
+      <w:r>
+        <w:t>Reserve 01:30 PM slots for hands-on Practical Labs or interactive seminar sessions, which maintain higher engagement than passive lectures.</w:t>
       </w:r>
     </w:p>
     <w:p>
       <w:pPr>
         <w:numPr>
           <w:ilvl w:val="0"/>
-          <w:numId w:val="6"/>
+          <w:numId w:val="16"/>
         </w:numPr>
       </w:pPr>
       <w:r>
@@ -1924,7 +1489,7 @@
       <w:pPr>
         <w:numPr>
           <w:ilvl w:val="1"/>
-          <w:numId w:val="6"/>
+          <w:numId w:val="16"/>
         </w:numPr>
       </w:pPr>
       <w:r>
@@ -1935,14 +1500,15 @@
       <w:pPr>
         <w:numPr>
           <w:ilvl w:val="0"/>
-          <w:numId w:val="6"/>
-        </w:numPr>
-      </w:pPr>
-      <w:r>
-        <w:rPr>
-          <w:b/>
-          <w:bCs/>
-        </w:rPr>
+          <w:numId w:val="16"/>
+        </w:numPr>
+      </w:pPr>
+      <w:r>
+        <w:rPr>
+          <w:b/>
+          <w:bCs/>
+        </w:rPr>
+        <w:lastRenderedPageBreak/>
         <w:t>Early Intervention via Risk-Band Alerts:</w:t>
       </w:r>
     </w:p>
@@ -1950,138 +1516,58 @@
       <w:pPr>
         <w:numPr>
           <w:ilvl w:val="1"/>
-          <w:numId w:val="6"/>
-        </w:numPr>
-      </w:pPr>
-      <w:r>
-        <w:t>Utilize the </w:t>
-      </w:r>
-      <w:r>
-        <w:rPr>
-          <w:b/>
-          <w:bCs/>
-        </w:rPr>
-        <w:t>Logistic Regression Risk Classifier</w:t>
-      </w:r>
-      <w:r>
-        <w:t> to automatically trigger email reminders to students falling into the Low (&lt;50%) or Medium (50-75%) attendance bands.</w:t>
-      </w:r>
-    </w:p>
-    <w:p/>
-    <w:p/>
-    <w:p/>
-    <w:p>
-      <w:pPr>
-        <w:rPr>
-          <w:b/>
-          <w:bCs/>
-        </w:rPr>
-      </w:pPr>
-      <w:r>
-        <w:rPr>
-          <w:b/>
-          <w:bCs/>
-        </w:rPr>
-        <w:lastRenderedPageBreak/>
+          <w:numId w:val="16"/>
+        </w:numPr>
+      </w:pPr>
+      <w:r>
+        <w:t>Utilize the Logistic Regression Risk Classifier to automatically trigger email reminders to students falling into the Low (&lt;50%) or Medium (50-75%) attendance bands.</w:t>
+      </w:r>
+    </w:p>
+    <w:p>
+      <w:r>
+        <w:pict w14:anchorId="3B253773">
+          <v:rect id="_x0000_i1074" style="width:486.75pt;height:.75pt" o:hrpct="0" o:hralign="center" o:hrstd="t" o:hr="t" fillcolor="#a0a0a0" stroked="f"/>
+        </w:pict>
+      </w:r>
+    </w:p>
+    <w:p>
+      <w:pPr>
+        <w:rPr>
+          <w:b/>
+          <w:bCs/>
+        </w:rPr>
+      </w:pPr>
+      <w:r>
+        <w:rPr>
+          <w:b/>
+          <w:bCs/>
+        </w:rPr>
         <w:t>6. Technical Architecture &amp; Deployment Strategy</w:t>
       </w:r>
-      <w:r>
-        <mc:AlternateContent>
-          <mc:Choice Requires="wps">
-            <w:drawing>
-              <wp:inline distT="0" distB="0" distL="0" distR="0" wp14:anchorId="3A90DFA5" wp14:editId="35750471">
-                <wp:extent cx="304800" cy="304800"/>
-                <wp:effectExtent l="0" t="0" r="0" b="0"/>
-                <wp:docPr id="130626490" name="Rectangle 2" descr="Mermaid diagram"/>
-                <wp:cNvGraphicFramePr>
-                  <a:graphicFrameLocks xmlns:a="http://schemas.openxmlformats.org/drawingml/2006/main" noChangeAspect="1"/>
-                </wp:cNvGraphicFramePr>
-                <a:graphic xmlns:a="http://schemas.openxmlformats.org/drawingml/2006/main">
-                  <a:graphicData uri="http://schemas.microsoft.com/office/word/2010/wordprocessingShape">
-                    <wps:wsp>
-                      <wps:cNvSpPr>
-                        <a:spLocks noChangeAspect="1" noChangeArrowheads="1"/>
-                      </wps:cNvSpPr>
-                      <wps:spPr bwMode="auto">
-                        <a:xfrm>
-                          <a:off x="0" y="0"/>
-                          <a:ext cx="304800" cy="304800"/>
-                        </a:xfrm>
-                        <a:prstGeom prst="rect">
-                          <a:avLst/>
-                        </a:prstGeom>
-                        <a:noFill/>
-                        <a:ln>
-                          <a:noFill/>
-                        </a:ln>
-                        <a:extLst>
-                          <a:ext uri="{909E8E84-426E-40DD-AFC4-6F175D3DCCD1}">
-                            <a14:hiddenFill xmlns:a14="http://schemas.microsoft.com/office/drawing/2010/main">
-                              <a:solidFill>
-                                <a:srgbClr val="FFFFFF"/>
-                              </a:solidFill>
-                            </a14:hiddenFill>
-                          </a:ext>
-                          <a:ext uri="{91240B29-F687-4F45-9708-019B960494DF}">
-                            <a14:hiddenLine xmlns:a14="http://schemas.microsoft.com/office/drawing/2010/main" w="9525">
-                              <a:solidFill>
-                                <a:srgbClr val="000000"/>
-                              </a:solidFill>
-                              <a:miter lim="800000"/>
-                              <a:headEnd/>
-                              <a:tailEnd/>
-                            </a14:hiddenLine>
-                          </a:ext>
-                        </a:extLst>
-                      </wps:spPr>
-                      <wps:bodyPr rot="0" vert="horz" wrap="square" lIns="91440" tIns="45720" rIns="91440" bIns="45720" anchor="t" anchorCtr="0" upright="1">
-                        <a:noAutofit/>
-                      </wps:bodyPr>
-                    </wps:wsp>
-                  </a:graphicData>
-                </a:graphic>
-              </wp:inline>
-            </w:drawing>
-          </mc:Choice>
-          <mc:Fallback>
-            <w:pict>
-              <v:rect w14:anchorId="5E35DB91" id="Rectangle 2" o:spid="_x0000_s1026" alt="Mermaid diagram" style="width:24pt;height:24pt;visibility:visible;mso-wrap-style:square;mso-left-percent:-10001;mso-top-percent:-10001;mso-position-horizontal:absolute;mso-position-horizontal-relative:char;mso-position-vertical:absolute;mso-position-vertical-relative:line;mso-left-percent:-10001;mso-top-percent:-10001;v-text-anchor:top" o:gfxdata="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" filled="f" stroked="f">
-                <o:lock v:ext="edit" aspectratio="t"/>
-                <w10:anchorlock/>
-              </v:rect>
-            </w:pict>
-          </mc:Fallback>
-        </mc:AlternateContent>
-      </w:r>
-    </w:p>
-    <w:p>
-      <w:r>
-        <w:t>Deployment Pipeline:</w:t>
-      </w:r>
     </w:p>
     <w:p>
       <w:pPr>
         <w:numPr>
           <w:ilvl w:val="0"/>
-          <w:numId w:val="7"/>
-        </w:numPr>
-      </w:pPr>
-      <w:r>
-        <w:rPr>
-          <w:b/>
-          <w:bCs/>
-        </w:rPr>
-        <w:t>Model Serialization (joblib):</w:t>
-      </w:r>
-      <w:r>
-        <w:t> All models, scaling parameters (StandardScaler), class encoders (LabelEncoder), and selected feature vectors are saved as lightweight .pkl binaries inside the models/ directory.</w:t>
+          <w:numId w:val="17"/>
+        </w:numPr>
+      </w:pPr>
+      <w:r>
+        <w:rPr>
+          <w:b/>
+          <w:bCs/>
+        </w:rPr>
+        <w:t>Model Serialization:</w:t>
+      </w:r>
+      <w:r>
+        <w:t> All models, scaling parameters (StandardScaler), class encoders (LabelEncoder), and selected feature vectors are saved as lightweight .pkl binaries inside the models/ directory.</w:t>
       </w:r>
     </w:p>
     <w:p>
       <w:pPr>
         <w:numPr>
           <w:ilvl w:val="0"/>
-          <w:numId w:val="7"/>
+          <w:numId w:val="17"/>
         </w:numPr>
       </w:pPr>
       <w:r>
@@ -2099,7 +1585,7 @@
       <w:pPr>
         <w:numPr>
           <w:ilvl w:val="0"/>
-          <w:numId w:val="7"/>
+          <w:numId w:val="17"/>
         </w:numPr>
       </w:pPr>
       <w:r>
@@ -2110,24 +1596,14 @@
         <w:t>Cloud Hosting:</w:t>
       </w:r>
       <w:r>
-        <w:t> Deployed live via </w:t>
-      </w:r>
-      <w:r>
-        <w:rPr>
-          <w:b/>
-          <w:bCs/>
-        </w:rPr>
-        <w:t>Streamlit Community Cloud</w:t>
-      </w:r>
-      <w:r>
-        <w:t> (share.streamlit.io) to provide zero-latency decision support to faculty members.</w:t>
+        <w:t> Deployed live via Streamlit Community Cloud (share.streamlit.io) to provide zero-latency decision support to faculty members.</w:t>
       </w:r>
     </w:p>
     <w:p>
       <w:pPr>
         <w:numPr>
           <w:ilvl w:val="0"/>
-          <w:numId w:val="7"/>
+          <w:numId w:val="17"/>
         </w:numPr>
       </w:pPr>
       <w:r>
@@ -2141,7 +1617,13 @@
         <w:t> Full data exploration, cleaning, and model benchmarks published on Kaggle for academic verification.</w:t>
       </w:r>
     </w:p>
-    <w:p/>
+    <w:p>
+      <w:r>
+        <w:pict w14:anchorId="1DCD1D48">
+          <v:rect id="_x0000_i1075" style="width:486.75pt;height:.75pt" o:hrpct="0" o:hralign="center" o:hrstd="t" o:hr="t" fillcolor="#a0a0a0" stroked="f"/>
+        </w:pict>
+      </w:r>
+    </w:p>
     <w:p>
       <w:pPr>
         <w:rPr>
@@ -2442,6 +1924,155 @@
     </w:lvl>
   </w:abstractNum>
   <w:abstractNum w:abstractNumId="2" w15:restartNumberingAfterBreak="0">
+    <w:nsid w:val="14A24DD9"/>
+    <w:multiLevelType w:val="multilevel"/>
+    <w:tmpl w:val="8CD0706A"/>
+    <w:lvl w:ilvl="0">
+      <w:start w:val="1"/>
+      <w:numFmt w:val="bullet"/>
+      <w:lvlText w:val=""/>
+      <w:lvlJc w:val="left"/>
+      <w:pPr>
+        <w:tabs>
+          <w:tab w:val="num" w:pos="720"/>
+        </w:tabs>
+        <w:ind w:left="720" w:hanging="360"/>
+      </w:pPr>
+      <w:rPr>
+        <w:rFonts w:ascii="Symbol" w:hAnsi="Symbol" w:hint="default"/>
+        <w:sz w:val="20"/>
+      </w:rPr>
+    </w:lvl>
+    <w:lvl w:ilvl="1" w:tentative="1">
+      <w:start w:val="1"/>
+      <w:numFmt w:val="bullet"/>
+      <w:lvlText w:val=""/>
+      <w:lvlJc w:val="left"/>
+      <w:pPr>
+        <w:tabs>
+          <w:tab w:val="num" w:pos="1440"/>
+        </w:tabs>
+        <w:ind w:left="1440" w:hanging="360"/>
+      </w:pPr>
+      <w:rPr>
+        <w:rFonts w:ascii="Symbol" w:hAnsi="Symbol" w:hint="default"/>
+        <w:sz w:val="20"/>
+      </w:rPr>
+    </w:lvl>
+    <w:lvl w:ilvl="2" w:tentative="1">
+      <w:start w:val="1"/>
+      <w:numFmt w:val="bullet"/>
+      <w:lvlText w:val=""/>
+      <w:lvlJc w:val="left"/>
+      <w:pPr>
+        <w:tabs>
+          <w:tab w:val="num" w:pos="2160"/>
+        </w:tabs>
+        <w:ind w:left="2160" w:hanging="360"/>
+      </w:pPr>
+      <w:rPr>
+        <w:rFonts w:ascii="Symbol" w:hAnsi="Symbol" w:hint="default"/>
+        <w:sz w:val="20"/>
+      </w:rPr>
+    </w:lvl>
+    <w:lvl w:ilvl="3" w:tentative="1">
+      <w:start w:val="1"/>
+      <w:numFmt w:val="bullet"/>
+      <w:lvlText w:val=""/>
+      <w:lvlJc w:val="left"/>
+      <w:pPr>
+        <w:tabs>
+          <w:tab w:val="num" w:pos="2880"/>
+        </w:tabs>
+        <w:ind w:left="2880" w:hanging="360"/>
+      </w:pPr>
+      <w:rPr>
+        <w:rFonts w:ascii="Symbol" w:hAnsi="Symbol" w:hint="default"/>
+        <w:sz w:val="20"/>
+      </w:rPr>
+    </w:lvl>
+    <w:lvl w:ilvl="4" w:tentative="1">
+      <w:start w:val="1"/>
+      <w:numFmt w:val="bullet"/>
+      <w:lvlText w:val=""/>
+      <w:lvlJc w:val="left"/>
+      <w:pPr>
+        <w:tabs>
+          <w:tab w:val="num" w:pos="3600"/>
+        </w:tabs>
+        <w:ind w:left="3600" w:hanging="360"/>
+      </w:pPr>
+      <w:rPr>
+        <w:rFonts w:ascii="Symbol" w:hAnsi="Symbol" w:hint="default"/>
+        <w:sz w:val="20"/>
+      </w:rPr>
+    </w:lvl>
+    <w:lvl w:ilvl="5" w:tentative="1">
+      <w:start w:val="1"/>
+      <w:numFmt w:val="bullet"/>
+      <w:lvlText w:val=""/>
+      <w:lvlJc w:val="left"/>
+      <w:pPr>
+        <w:tabs>
+          <w:tab w:val="num" w:pos="4320"/>
+        </w:tabs>
+        <w:ind w:left="4320" w:hanging="360"/>
+      </w:pPr>
+      <w:rPr>
+        <w:rFonts w:ascii="Symbol" w:hAnsi="Symbol" w:hint="default"/>
+        <w:sz w:val="20"/>
+      </w:rPr>
+    </w:lvl>
+    <w:lvl w:ilvl="6" w:tentative="1">
+      <w:start w:val="1"/>
+      <w:numFmt w:val="bullet"/>
+      <w:lvlText w:val=""/>
+      <w:lvlJc w:val="left"/>
+      <w:pPr>
+        <w:tabs>
+          <w:tab w:val="num" w:pos="5040"/>
+        </w:tabs>
+        <w:ind w:left="5040" w:hanging="360"/>
+      </w:pPr>
+      <w:rPr>
+        <w:rFonts w:ascii="Symbol" w:hAnsi="Symbol" w:hint="default"/>
+        <w:sz w:val="20"/>
+      </w:rPr>
+    </w:lvl>
+    <w:lvl w:ilvl="7" w:tentative="1">
+      <w:start w:val="1"/>
+      <w:numFmt w:val="bullet"/>
+      <w:lvlText w:val=""/>
+      <w:lvlJc w:val="left"/>
+      <w:pPr>
+        <w:tabs>
+          <w:tab w:val="num" w:pos="5760"/>
+        </w:tabs>
+        <w:ind w:left="5760" w:hanging="360"/>
+      </w:pPr>
+      <w:rPr>
+        <w:rFonts w:ascii="Symbol" w:hAnsi="Symbol" w:hint="default"/>
+        <w:sz w:val="20"/>
+      </w:rPr>
+    </w:lvl>
+    <w:lvl w:ilvl="8" w:tentative="1">
+      <w:start w:val="1"/>
+      <w:numFmt w:val="bullet"/>
+      <w:lvlText w:val=""/>
+      <w:lvlJc w:val="left"/>
+      <w:pPr>
+        <w:tabs>
+          <w:tab w:val="num" w:pos="6480"/>
+        </w:tabs>
+        <w:ind w:left="6480" w:hanging="360"/>
+      </w:pPr>
+      <w:rPr>
+        <w:rFonts w:ascii="Symbol" w:hAnsi="Symbol" w:hint="default"/>
+        <w:sz w:val="20"/>
+      </w:rPr>
+    </w:lvl>
+  </w:abstractNum>
+  <w:abstractNum w:abstractNumId="3" w15:restartNumberingAfterBreak="0">
     <w:nsid w:val="17CE7442"/>
     <w:multiLevelType w:val="multilevel"/>
     <w:tmpl w:val="90F226D2"/>
@@ -2590,7 +2221,305 @@
       </w:rPr>
     </w:lvl>
   </w:abstractNum>
-  <w:abstractNum w:abstractNumId="3" w15:restartNumberingAfterBreak="0">
+  <w:abstractNum w:abstractNumId="4" w15:restartNumberingAfterBreak="0">
+    <w:nsid w:val="1B6D6DCF"/>
+    <w:multiLevelType w:val="multilevel"/>
+    <w:tmpl w:val="F9105D90"/>
+    <w:lvl w:ilvl="0">
+      <w:start w:val="1"/>
+      <w:numFmt w:val="bullet"/>
+      <w:lvlText w:val=""/>
+      <w:lvlJc w:val="left"/>
+      <w:pPr>
+        <w:tabs>
+          <w:tab w:val="num" w:pos="720"/>
+        </w:tabs>
+        <w:ind w:left="720" w:hanging="360"/>
+      </w:pPr>
+      <w:rPr>
+        <w:rFonts w:ascii="Symbol" w:hAnsi="Symbol" w:hint="default"/>
+        <w:sz w:val="20"/>
+      </w:rPr>
+    </w:lvl>
+    <w:lvl w:ilvl="1">
+      <w:start w:val="1"/>
+      <w:numFmt w:val="bullet"/>
+      <w:lvlText w:val=""/>
+      <w:lvlJc w:val="left"/>
+      <w:pPr>
+        <w:tabs>
+          <w:tab w:val="num" w:pos="1440"/>
+        </w:tabs>
+        <w:ind w:left="1440" w:hanging="360"/>
+      </w:pPr>
+      <w:rPr>
+        <w:rFonts w:ascii="Symbol" w:hAnsi="Symbol" w:hint="default"/>
+        <w:sz w:val="20"/>
+      </w:rPr>
+    </w:lvl>
+    <w:lvl w:ilvl="2" w:tentative="1">
+      <w:start w:val="1"/>
+      <w:numFmt w:val="bullet"/>
+      <w:lvlText w:val=""/>
+      <w:lvlJc w:val="left"/>
+      <w:pPr>
+        <w:tabs>
+          <w:tab w:val="num" w:pos="2160"/>
+        </w:tabs>
+        <w:ind w:left="2160" w:hanging="360"/>
+      </w:pPr>
+      <w:rPr>
+        <w:rFonts w:ascii="Symbol" w:hAnsi="Symbol" w:hint="default"/>
+        <w:sz w:val="20"/>
+      </w:rPr>
+    </w:lvl>
+    <w:lvl w:ilvl="3" w:tentative="1">
+      <w:start w:val="1"/>
+      <w:numFmt w:val="bullet"/>
+      <w:lvlText w:val=""/>
+      <w:lvlJc w:val="left"/>
+      <w:pPr>
+        <w:tabs>
+          <w:tab w:val="num" w:pos="2880"/>
+        </w:tabs>
+        <w:ind w:left="2880" w:hanging="360"/>
+      </w:pPr>
+      <w:rPr>
+        <w:rFonts w:ascii="Symbol" w:hAnsi="Symbol" w:hint="default"/>
+        <w:sz w:val="20"/>
+      </w:rPr>
+    </w:lvl>
+    <w:lvl w:ilvl="4" w:tentative="1">
+      <w:start w:val="1"/>
+      <w:numFmt w:val="bullet"/>
+      <w:lvlText w:val=""/>
+      <w:lvlJc w:val="left"/>
+      <w:pPr>
+        <w:tabs>
+          <w:tab w:val="num" w:pos="3600"/>
+        </w:tabs>
+        <w:ind w:left="3600" w:hanging="360"/>
+      </w:pPr>
+      <w:rPr>
+        <w:rFonts w:ascii="Symbol" w:hAnsi="Symbol" w:hint="default"/>
+        <w:sz w:val="20"/>
+      </w:rPr>
+    </w:lvl>
+    <w:lvl w:ilvl="5" w:tentative="1">
+      <w:start w:val="1"/>
+      <w:numFmt w:val="bullet"/>
+      <w:lvlText w:val=""/>
+      <w:lvlJc w:val="left"/>
+      <w:pPr>
+        <w:tabs>
+          <w:tab w:val="num" w:pos="4320"/>
+        </w:tabs>
+        <w:ind w:left="4320" w:hanging="360"/>
+      </w:pPr>
+      <w:rPr>
+        <w:rFonts w:ascii="Symbol" w:hAnsi="Symbol" w:hint="default"/>
+        <w:sz w:val="20"/>
+      </w:rPr>
+    </w:lvl>
+    <w:lvl w:ilvl="6" w:tentative="1">
+      <w:start w:val="1"/>
+      <w:numFmt w:val="bullet"/>
+      <w:lvlText w:val=""/>
+      <w:lvlJc w:val="left"/>
+      <w:pPr>
+        <w:tabs>
+          <w:tab w:val="num" w:pos="5040"/>
+        </w:tabs>
+        <w:ind w:left="5040" w:hanging="360"/>
+      </w:pPr>
+      <w:rPr>
+        <w:rFonts w:ascii="Symbol" w:hAnsi="Symbol" w:hint="default"/>
+        <w:sz w:val="20"/>
+      </w:rPr>
+    </w:lvl>
+    <w:lvl w:ilvl="7" w:tentative="1">
+      <w:start w:val="1"/>
+      <w:numFmt w:val="bullet"/>
+      <w:lvlText w:val=""/>
+      <w:lvlJc w:val="left"/>
+      <w:pPr>
+        <w:tabs>
+          <w:tab w:val="num" w:pos="5760"/>
+        </w:tabs>
+        <w:ind w:left="5760" w:hanging="360"/>
+      </w:pPr>
+      <w:rPr>
+        <w:rFonts w:ascii="Symbol" w:hAnsi="Symbol" w:hint="default"/>
+        <w:sz w:val="20"/>
+      </w:rPr>
+    </w:lvl>
+    <w:lvl w:ilvl="8" w:tentative="1">
+      <w:start w:val="1"/>
+      <w:numFmt w:val="bullet"/>
+      <w:lvlText w:val=""/>
+      <w:lvlJc w:val="left"/>
+      <w:pPr>
+        <w:tabs>
+          <w:tab w:val="num" w:pos="6480"/>
+        </w:tabs>
+        <w:ind w:left="6480" w:hanging="360"/>
+      </w:pPr>
+      <w:rPr>
+        <w:rFonts w:ascii="Symbol" w:hAnsi="Symbol" w:hint="default"/>
+        <w:sz w:val="20"/>
+      </w:rPr>
+    </w:lvl>
+  </w:abstractNum>
+  <w:abstractNum w:abstractNumId="5" w15:restartNumberingAfterBreak="0">
+    <w:nsid w:val="29450982"/>
+    <w:multiLevelType w:val="multilevel"/>
+    <w:tmpl w:val="EB9E8BBA"/>
+    <w:lvl w:ilvl="0">
+      <w:start w:val="1"/>
+      <w:numFmt w:val="bullet"/>
+      <w:lvlText w:val=""/>
+      <w:lvlJc w:val="left"/>
+      <w:pPr>
+        <w:tabs>
+          <w:tab w:val="num" w:pos="720"/>
+        </w:tabs>
+        <w:ind w:left="720" w:hanging="360"/>
+      </w:pPr>
+      <w:rPr>
+        <w:rFonts w:ascii="Symbol" w:hAnsi="Symbol" w:hint="default"/>
+        <w:sz w:val="20"/>
+      </w:rPr>
+    </w:lvl>
+    <w:lvl w:ilvl="1" w:tentative="1">
+      <w:start w:val="1"/>
+      <w:numFmt w:val="bullet"/>
+      <w:lvlText w:val=""/>
+      <w:lvlJc w:val="left"/>
+      <w:pPr>
+        <w:tabs>
+          <w:tab w:val="num" w:pos="1440"/>
+        </w:tabs>
+        <w:ind w:left="1440" w:hanging="360"/>
+      </w:pPr>
+      <w:rPr>
+        <w:rFonts w:ascii="Symbol" w:hAnsi="Symbol" w:hint="default"/>
+        <w:sz w:val="20"/>
+      </w:rPr>
+    </w:lvl>
+    <w:lvl w:ilvl="2" w:tentative="1">
+      <w:start w:val="1"/>
+      <w:numFmt w:val="bullet"/>
+      <w:lvlText w:val=""/>
+      <w:lvlJc w:val="left"/>
+      <w:pPr>
+        <w:tabs>
+          <w:tab w:val="num" w:pos="2160"/>
+        </w:tabs>
+        <w:ind w:left="2160" w:hanging="360"/>
+      </w:pPr>
+      <w:rPr>
+        <w:rFonts w:ascii="Symbol" w:hAnsi="Symbol" w:hint="default"/>
+        <w:sz w:val="20"/>
+      </w:rPr>
+    </w:lvl>
+    <w:lvl w:ilvl="3" w:tentative="1">
+      <w:start w:val="1"/>
+      <w:numFmt w:val="bullet"/>
+      <w:lvlText w:val=""/>
+      <w:lvlJc w:val="left"/>
+      <w:pPr>
+        <w:tabs>
+          <w:tab w:val="num" w:pos="2880"/>
+        </w:tabs>
+        <w:ind w:left="2880" w:hanging="360"/>
+      </w:pPr>
+      <w:rPr>
+        <w:rFonts w:ascii="Symbol" w:hAnsi="Symbol" w:hint="default"/>
+        <w:sz w:val="20"/>
+      </w:rPr>
+    </w:lvl>
+    <w:lvl w:ilvl="4" w:tentative="1">
+      <w:start w:val="1"/>
+      <w:numFmt w:val="bullet"/>
+      <w:lvlText w:val=""/>
+      <w:lvlJc w:val="left"/>
+      <w:pPr>
+        <w:tabs>
+          <w:tab w:val="num" w:pos="3600"/>
+        </w:tabs>
+        <w:ind w:left="3600" w:hanging="360"/>
+      </w:pPr>
+      <w:rPr>
+        <w:rFonts w:ascii="Symbol" w:hAnsi="Symbol" w:hint="default"/>
+        <w:sz w:val="20"/>
+      </w:rPr>
+    </w:lvl>
+    <w:lvl w:ilvl="5" w:tentative="1">
+      <w:start w:val="1"/>
+      <w:numFmt w:val="bullet"/>
+      <w:lvlText w:val=""/>
+      <w:lvlJc w:val="left"/>
+      <w:pPr>
+        <w:tabs>
+          <w:tab w:val="num" w:pos="4320"/>
+        </w:tabs>
+        <w:ind w:left="4320" w:hanging="360"/>
+      </w:pPr>
+      <w:rPr>
+        <w:rFonts w:ascii="Symbol" w:hAnsi="Symbol" w:hint="default"/>
+        <w:sz w:val="20"/>
+      </w:rPr>
+    </w:lvl>
+    <w:lvl w:ilvl="6" w:tentative="1">
+      <w:start w:val="1"/>
+      <w:numFmt w:val="bullet"/>
+      <w:lvlText w:val=""/>
+      <w:lvlJc w:val="left"/>
+      <w:pPr>
+        <w:tabs>
+          <w:tab w:val="num" w:pos="5040"/>
+        </w:tabs>
+        <w:ind w:left="5040" w:hanging="360"/>
+      </w:pPr>
+      <w:rPr>
+        <w:rFonts w:ascii="Symbol" w:hAnsi="Symbol" w:hint="default"/>
+        <w:sz w:val="20"/>
+      </w:rPr>
+    </w:lvl>
+    <w:lvl w:ilvl="7" w:tentative="1">
+      <w:start w:val="1"/>
+      <w:numFmt w:val="bullet"/>
+      <w:lvlText w:val=""/>
+      <w:lvlJc w:val="left"/>
+      <w:pPr>
+        <w:tabs>
+          <w:tab w:val="num" w:pos="5760"/>
+        </w:tabs>
+        <w:ind w:left="5760" w:hanging="360"/>
+      </w:pPr>
+      <w:rPr>
+        <w:rFonts w:ascii="Symbol" w:hAnsi="Symbol" w:hint="default"/>
+        <w:sz w:val="20"/>
+      </w:rPr>
+    </w:lvl>
+    <w:lvl w:ilvl="8" w:tentative="1">
+      <w:start w:val="1"/>
+      <w:numFmt w:val="bullet"/>
+      <w:lvlText w:val=""/>
+      <w:lvlJc w:val="left"/>
+      <w:pPr>
+        <w:tabs>
+          <w:tab w:val="num" w:pos="6480"/>
+        </w:tabs>
+        <w:ind w:left="6480" w:hanging="360"/>
+      </w:pPr>
+      <w:rPr>
+        <w:rFonts w:ascii="Symbol" w:hAnsi="Symbol" w:hint="default"/>
+        <w:sz w:val="20"/>
+      </w:rPr>
+    </w:lvl>
+  </w:abstractNum>
+  <w:abstractNum w:abstractNumId="6" w15:restartNumberingAfterBreak="0">
     <w:nsid w:val="2E470B45"/>
     <w:multiLevelType w:val="multilevel"/>
     <w:tmpl w:val="10DAE13E"/>
@@ -2739,7 +2668,156 @@
       </w:rPr>
     </w:lvl>
   </w:abstractNum>
-  <w:abstractNum w:abstractNumId="4" w15:restartNumberingAfterBreak="0">
+  <w:abstractNum w:abstractNumId="7" w15:restartNumberingAfterBreak="0">
+    <w:nsid w:val="2ECE4EE6"/>
+    <w:multiLevelType w:val="multilevel"/>
+    <w:tmpl w:val="35A08868"/>
+    <w:lvl w:ilvl="0">
+      <w:start w:val="1"/>
+      <w:numFmt w:val="bullet"/>
+      <w:lvlText w:val=""/>
+      <w:lvlJc w:val="left"/>
+      <w:pPr>
+        <w:tabs>
+          <w:tab w:val="num" w:pos="720"/>
+        </w:tabs>
+        <w:ind w:left="720" w:hanging="360"/>
+      </w:pPr>
+      <w:rPr>
+        <w:rFonts w:ascii="Symbol" w:hAnsi="Symbol" w:hint="default"/>
+        <w:sz w:val="20"/>
+      </w:rPr>
+    </w:lvl>
+    <w:lvl w:ilvl="1" w:tentative="1">
+      <w:start w:val="1"/>
+      <w:numFmt w:val="bullet"/>
+      <w:lvlText w:val=""/>
+      <w:lvlJc w:val="left"/>
+      <w:pPr>
+        <w:tabs>
+          <w:tab w:val="num" w:pos="1440"/>
+        </w:tabs>
+        <w:ind w:left="1440" w:hanging="360"/>
+      </w:pPr>
+      <w:rPr>
+        <w:rFonts w:ascii="Symbol" w:hAnsi="Symbol" w:hint="default"/>
+        <w:sz w:val="20"/>
+      </w:rPr>
+    </w:lvl>
+    <w:lvl w:ilvl="2" w:tentative="1">
+      <w:start w:val="1"/>
+      <w:numFmt w:val="bullet"/>
+      <w:lvlText w:val=""/>
+      <w:lvlJc w:val="left"/>
+      <w:pPr>
+        <w:tabs>
+          <w:tab w:val="num" w:pos="2160"/>
+        </w:tabs>
+        <w:ind w:left="2160" w:hanging="360"/>
+      </w:pPr>
+      <w:rPr>
+        <w:rFonts w:ascii="Symbol" w:hAnsi="Symbol" w:hint="default"/>
+        <w:sz w:val="20"/>
+      </w:rPr>
+    </w:lvl>
+    <w:lvl w:ilvl="3" w:tentative="1">
+      <w:start w:val="1"/>
+      <w:numFmt w:val="bullet"/>
+      <w:lvlText w:val=""/>
+      <w:lvlJc w:val="left"/>
+      <w:pPr>
+        <w:tabs>
+          <w:tab w:val="num" w:pos="2880"/>
+        </w:tabs>
+        <w:ind w:left="2880" w:hanging="360"/>
+      </w:pPr>
+      <w:rPr>
+        <w:rFonts w:ascii="Symbol" w:hAnsi="Symbol" w:hint="default"/>
+        <w:sz w:val="20"/>
+      </w:rPr>
+    </w:lvl>
+    <w:lvl w:ilvl="4" w:tentative="1">
+      <w:start w:val="1"/>
+      <w:numFmt w:val="bullet"/>
+      <w:lvlText w:val=""/>
+      <w:lvlJc w:val="left"/>
+      <w:pPr>
+        <w:tabs>
+          <w:tab w:val="num" w:pos="3600"/>
+        </w:tabs>
+        <w:ind w:left="3600" w:hanging="360"/>
+      </w:pPr>
+      <w:rPr>
+        <w:rFonts w:ascii="Symbol" w:hAnsi="Symbol" w:hint="default"/>
+        <w:sz w:val="20"/>
+      </w:rPr>
+    </w:lvl>
+    <w:lvl w:ilvl="5" w:tentative="1">
+      <w:start w:val="1"/>
+      <w:numFmt w:val="bullet"/>
+      <w:lvlText w:val=""/>
+      <w:lvlJc w:val="left"/>
+      <w:pPr>
+        <w:tabs>
+          <w:tab w:val="num" w:pos="4320"/>
+        </w:tabs>
+        <w:ind w:left="4320" w:hanging="360"/>
+      </w:pPr>
+      <w:rPr>
+        <w:rFonts w:ascii="Symbol" w:hAnsi="Symbol" w:hint="default"/>
+        <w:sz w:val="20"/>
+      </w:rPr>
+    </w:lvl>
+    <w:lvl w:ilvl="6" w:tentative="1">
+      <w:start w:val="1"/>
+      <w:numFmt w:val="bullet"/>
+      <w:lvlText w:val=""/>
+      <w:lvlJc w:val="left"/>
+      <w:pPr>
+        <w:tabs>
+          <w:tab w:val="num" w:pos="5040"/>
+        </w:tabs>
+        <w:ind w:left="5040" w:hanging="360"/>
+      </w:pPr>
+      <w:rPr>
+        <w:rFonts w:ascii="Symbol" w:hAnsi="Symbol" w:hint="default"/>
+        <w:sz w:val="20"/>
+      </w:rPr>
+    </w:lvl>
+    <w:lvl w:ilvl="7" w:tentative="1">
+      <w:start w:val="1"/>
+      <w:numFmt w:val="bullet"/>
+      <w:lvlText w:val=""/>
+      <w:lvlJc w:val="left"/>
+      <w:pPr>
+        <w:tabs>
+          <w:tab w:val="num" w:pos="5760"/>
+        </w:tabs>
+        <w:ind w:left="5760" w:hanging="360"/>
+      </w:pPr>
+      <w:rPr>
+        <w:rFonts w:ascii="Symbol" w:hAnsi="Symbol" w:hint="default"/>
+        <w:sz w:val="20"/>
+      </w:rPr>
+    </w:lvl>
+    <w:lvl w:ilvl="8" w:tentative="1">
+      <w:start w:val="1"/>
+      <w:numFmt w:val="bullet"/>
+      <w:lvlText w:val=""/>
+      <w:lvlJc w:val="left"/>
+      <w:pPr>
+        <w:tabs>
+          <w:tab w:val="num" w:pos="6480"/>
+        </w:tabs>
+        <w:ind w:left="6480" w:hanging="360"/>
+      </w:pPr>
+      <w:rPr>
+        <w:rFonts w:ascii="Symbol" w:hAnsi="Symbol" w:hint="default"/>
+        <w:sz w:val="20"/>
+      </w:rPr>
+    </w:lvl>
+  </w:abstractNum>
+  <w:abstractNum w:abstractNumId="8" w15:restartNumberingAfterBreak="0">
     <w:nsid w:val="40913844"/>
     <w:multiLevelType w:val="multilevel"/>
     <w:tmpl w:val="6AEC712A"/>
@@ -2888,7 +2966,7 @@
       </w:rPr>
     </w:lvl>
   </w:abstractNum>
-  <w:abstractNum w:abstractNumId="5" w15:restartNumberingAfterBreak="0">
+  <w:abstractNum w:abstractNumId="9" w15:restartNumberingAfterBreak="0">
     <w:nsid w:val="4606121E"/>
     <w:multiLevelType w:val="multilevel"/>
     <w:tmpl w:val="9F786060"/>
@@ -3001,7 +3079,797 @@
       </w:pPr>
     </w:lvl>
   </w:abstractNum>
-  <w:abstractNum w:abstractNumId="6" w15:restartNumberingAfterBreak="0">
+  <w:abstractNum w:abstractNumId="10" w15:restartNumberingAfterBreak="0">
+    <w:nsid w:val="48EB164C"/>
+    <w:multiLevelType w:val="multilevel"/>
+    <w:tmpl w:val="2EAA99A6"/>
+    <w:lvl w:ilvl="0">
+      <w:start w:val="1"/>
+      <w:numFmt w:val="bullet"/>
+      <w:lvlText w:val=""/>
+      <w:lvlJc w:val="left"/>
+      <w:pPr>
+        <w:tabs>
+          <w:tab w:val="num" w:pos="720"/>
+        </w:tabs>
+        <w:ind w:left="720" w:hanging="360"/>
+      </w:pPr>
+      <w:rPr>
+        <w:rFonts w:ascii="Symbol" w:hAnsi="Symbol" w:hint="default"/>
+        <w:sz w:val="20"/>
+      </w:rPr>
+    </w:lvl>
+    <w:lvl w:ilvl="1" w:tentative="1">
+      <w:start w:val="1"/>
+      <w:numFmt w:val="bullet"/>
+      <w:lvlText w:val=""/>
+      <w:lvlJc w:val="left"/>
+      <w:pPr>
+        <w:tabs>
+          <w:tab w:val="num" w:pos="1440"/>
+        </w:tabs>
+        <w:ind w:left="1440" w:hanging="360"/>
+      </w:pPr>
+      <w:rPr>
+        <w:rFonts w:ascii="Symbol" w:hAnsi="Symbol" w:hint="default"/>
+        <w:sz w:val="20"/>
+      </w:rPr>
+    </w:lvl>
+    <w:lvl w:ilvl="2" w:tentative="1">
+      <w:start w:val="1"/>
+      <w:numFmt w:val="bullet"/>
+      <w:lvlText w:val=""/>
+      <w:lvlJc w:val="left"/>
+      <w:pPr>
+        <w:tabs>
+          <w:tab w:val="num" w:pos="2160"/>
+        </w:tabs>
+        <w:ind w:left="2160" w:hanging="360"/>
+      </w:pPr>
+      <w:rPr>
+        <w:rFonts w:ascii="Symbol" w:hAnsi="Symbol" w:hint="default"/>
+        <w:sz w:val="20"/>
+      </w:rPr>
+    </w:lvl>
+    <w:lvl w:ilvl="3" w:tentative="1">
+      <w:start w:val="1"/>
+      <w:numFmt w:val="bullet"/>
+      <w:lvlText w:val=""/>
+      <w:lvlJc w:val="left"/>
+      <w:pPr>
+        <w:tabs>
+          <w:tab w:val="num" w:pos="2880"/>
+        </w:tabs>
+        <w:ind w:left="2880" w:hanging="360"/>
+      </w:pPr>
+      <w:rPr>
+        <w:rFonts w:ascii="Symbol" w:hAnsi="Symbol" w:hint="default"/>
+        <w:sz w:val="20"/>
+      </w:rPr>
+    </w:lvl>
+    <w:lvl w:ilvl="4" w:tentative="1">
+      <w:start w:val="1"/>
+      <w:numFmt w:val="bullet"/>
+      <w:lvlText w:val=""/>
+      <w:lvlJc w:val="left"/>
+      <w:pPr>
+        <w:tabs>
+          <w:tab w:val="num" w:pos="3600"/>
+        </w:tabs>
+        <w:ind w:left="3600" w:hanging="360"/>
+      </w:pPr>
+      <w:rPr>
+        <w:rFonts w:ascii="Symbol" w:hAnsi="Symbol" w:hint="default"/>
+        <w:sz w:val="20"/>
+      </w:rPr>
+    </w:lvl>
+    <w:lvl w:ilvl="5" w:tentative="1">
+      <w:start w:val="1"/>
+      <w:numFmt w:val="bullet"/>
+      <w:lvlText w:val=""/>
+      <w:lvlJc w:val="left"/>
+      <w:pPr>
+        <w:tabs>
+          <w:tab w:val="num" w:pos="4320"/>
+        </w:tabs>
+        <w:ind w:left="4320" w:hanging="360"/>
+      </w:pPr>
+      <w:rPr>
+        <w:rFonts w:ascii="Symbol" w:hAnsi="Symbol" w:hint="default"/>
+        <w:sz w:val="20"/>
+      </w:rPr>
+    </w:lvl>
+    <w:lvl w:ilvl="6" w:tentative="1">
+      <w:start w:val="1"/>
+      <w:numFmt w:val="bullet"/>
+      <w:lvlText w:val=""/>
+      <w:lvlJc w:val="left"/>
+      <w:pPr>
+        <w:tabs>
+          <w:tab w:val="num" w:pos="5040"/>
+        </w:tabs>
+        <w:ind w:left="5040" w:hanging="360"/>
+      </w:pPr>
+      <w:rPr>
+        <w:rFonts w:ascii="Symbol" w:hAnsi="Symbol" w:hint="default"/>
+        <w:sz w:val="20"/>
+      </w:rPr>
+    </w:lvl>
+    <w:lvl w:ilvl="7" w:tentative="1">
+      <w:start w:val="1"/>
+      <w:numFmt w:val="bullet"/>
+      <w:lvlText w:val=""/>
+      <w:lvlJc w:val="left"/>
+      <w:pPr>
+        <w:tabs>
+          <w:tab w:val="num" w:pos="5760"/>
+        </w:tabs>
+        <w:ind w:left="5760" w:hanging="360"/>
+      </w:pPr>
+      <w:rPr>
+        <w:rFonts w:ascii="Symbol" w:hAnsi="Symbol" w:hint="default"/>
+        <w:sz w:val="20"/>
+      </w:rPr>
+    </w:lvl>
+    <w:lvl w:ilvl="8" w:tentative="1">
+      <w:start w:val="1"/>
+      <w:numFmt w:val="bullet"/>
+      <w:lvlText w:val=""/>
+      <w:lvlJc w:val="left"/>
+      <w:pPr>
+        <w:tabs>
+          <w:tab w:val="num" w:pos="6480"/>
+        </w:tabs>
+        <w:ind w:left="6480" w:hanging="360"/>
+      </w:pPr>
+      <w:rPr>
+        <w:rFonts w:ascii="Symbol" w:hAnsi="Symbol" w:hint="default"/>
+        <w:sz w:val="20"/>
+      </w:rPr>
+    </w:lvl>
+  </w:abstractNum>
+  <w:abstractNum w:abstractNumId="11" w15:restartNumberingAfterBreak="0">
+    <w:nsid w:val="4D3C29FE"/>
+    <w:multiLevelType w:val="multilevel"/>
+    <w:tmpl w:val="5936CFDA"/>
+    <w:lvl w:ilvl="0">
+      <w:start w:val="1"/>
+      <w:numFmt w:val="bullet"/>
+      <w:lvlText w:val=""/>
+      <w:lvlJc w:val="left"/>
+      <w:pPr>
+        <w:tabs>
+          <w:tab w:val="num" w:pos="720"/>
+        </w:tabs>
+        <w:ind w:left="720" w:hanging="360"/>
+      </w:pPr>
+      <w:rPr>
+        <w:rFonts w:ascii="Symbol" w:hAnsi="Symbol" w:hint="default"/>
+        <w:sz w:val="20"/>
+      </w:rPr>
+    </w:lvl>
+    <w:lvl w:ilvl="1">
+      <w:start w:val="1"/>
+      <w:numFmt w:val="bullet"/>
+      <w:lvlText w:val=""/>
+      <w:lvlJc w:val="left"/>
+      <w:pPr>
+        <w:tabs>
+          <w:tab w:val="num" w:pos="1440"/>
+        </w:tabs>
+        <w:ind w:left="1440" w:hanging="360"/>
+      </w:pPr>
+      <w:rPr>
+        <w:rFonts w:ascii="Symbol" w:hAnsi="Symbol" w:hint="default"/>
+        <w:sz w:val="20"/>
+      </w:rPr>
+    </w:lvl>
+    <w:lvl w:ilvl="2" w:tentative="1">
+      <w:start w:val="1"/>
+      <w:numFmt w:val="bullet"/>
+      <w:lvlText w:val=""/>
+      <w:lvlJc w:val="left"/>
+      <w:pPr>
+        <w:tabs>
+          <w:tab w:val="num" w:pos="2160"/>
+        </w:tabs>
+        <w:ind w:left="2160" w:hanging="360"/>
+      </w:pPr>
+      <w:rPr>
+        <w:rFonts w:ascii="Symbol" w:hAnsi="Symbol" w:hint="default"/>
+        <w:sz w:val="20"/>
+      </w:rPr>
+    </w:lvl>
+    <w:lvl w:ilvl="3" w:tentative="1">
+      <w:start w:val="1"/>
+      <w:numFmt w:val="bullet"/>
+      <w:lvlText w:val=""/>
+      <w:lvlJc w:val="left"/>
+      <w:pPr>
+        <w:tabs>
+          <w:tab w:val="num" w:pos="2880"/>
+        </w:tabs>
+        <w:ind w:left="2880" w:hanging="360"/>
+      </w:pPr>
+      <w:rPr>
+        <w:rFonts w:ascii="Symbol" w:hAnsi="Symbol" w:hint="default"/>
+        <w:sz w:val="20"/>
+      </w:rPr>
+    </w:lvl>
+    <w:lvl w:ilvl="4" w:tentative="1">
+      <w:start w:val="1"/>
+      <w:numFmt w:val="bullet"/>
+      <w:lvlText w:val=""/>
+      <w:lvlJc w:val="left"/>
+      <w:pPr>
+        <w:tabs>
+          <w:tab w:val="num" w:pos="3600"/>
+        </w:tabs>
+        <w:ind w:left="3600" w:hanging="360"/>
+      </w:pPr>
+      <w:rPr>
+        <w:rFonts w:ascii="Symbol" w:hAnsi="Symbol" w:hint="default"/>
+        <w:sz w:val="20"/>
+      </w:rPr>
+    </w:lvl>
+    <w:lvl w:ilvl="5" w:tentative="1">
+      <w:start w:val="1"/>
+      <w:numFmt w:val="bullet"/>
+      <w:lvlText w:val=""/>
+      <w:lvlJc w:val="left"/>
+      <w:pPr>
+        <w:tabs>
+          <w:tab w:val="num" w:pos="4320"/>
+        </w:tabs>
+        <w:ind w:left="4320" w:hanging="360"/>
+      </w:pPr>
+      <w:rPr>
+        <w:rFonts w:ascii="Symbol" w:hAnsi="Symbol" w:hint="default"/>
+        <w:sz w:val="20"/>
+      </w:rPr>
+    </w:lvl>
+    <w:lvl w:ilvl="6" w:tentative="1">
+      <w:start w:val="1"/>
+      <w:numFmt w:val="bullet"/>
+      <w:lvlText w:val=""/>
+      <w:lvlJc w:val="left"/>
+      <w:pPr>
+        <w:tabs>
+          <w:tab w:val="num" w:pos="5040"/>
+        </w:tabs>
+        <w:ind w:left="5040" w:hanging="360"/>
+      </w:pPr>
+      <w:rPr>
+        <w:rFonts w:ascii="Symbol" w:hAnsi="Symbol" w:hint="default"/>
+        <w:sz w:val="20"/>
+      </w:rPr>
+    </w:lvl>
+    <w:lvl w:ilvl="7" w:tentative="1">
+      <w:start w:val="1"/>
+      <w:numFmt w:val="bullet"/>
+      <w:lvlText w:val=""/>
+      <w:lvlJc w:val="left"/>
+      <w:pPr>
+        <w:tabs>
+          <w:tab w:val="num" w:pos="5760"/>
+        </w:tabs>
+        <w:ind w:left="5760" w:hanging="360"/>
+      </w:pPr>
+      <w:rPr>
+        <w:rFonts w:ascii="Symbol" w:hAnsi="Symbol" w:hint="default"/>
+        <w:sz w:val="20"/>
+      </w:rPr>
+    </w:lvl>
+    <w:lvl w:ilvl="8" w:tentative="1">
+      <w:start w:val="1"/>
+      <w:numFmt w:val="bullet"/>
+      <w:lvlText w:val=""/>
+      <w:lvlJc w:val="left"/>
+      <w:pPr>
+        <w:tabs>
+          <w:tab w:val="num" w:pos="6480"/>
+        </w:tabs>
+        <w:ind w:left="6480" w:hanging="360"/>
+      </w:pPr>
+      <w:rPr>
+        <w:rFonts w:ascii="Symbol" w:hAnsi="Symbol" w:hint="default"/>
+        <w:sz w:val="20"/>
+      </w:rPr>
+    </w:lvl>
+  </w:abstractNum>
+  <w:abstractNum w:abstractNumId="12" w15:restartNumberingAfterBreak="0">
+    <w:nsid w:val="514E6D5C"/>
+    <w:multiLevelType w:val="multilevel"/>
+    <w:tmpl w:val="73FE36FA"/>
+    <w:lvl w:ilvl="0">
+      <w:start w:val="1"/>
+      <w:numFmt w:val="decimal"/>
+      <w:lvlText w:val="%1."/>
+      <w:lvlJc w:val="left"/>
+      <w:pPr>
+        <w:tabs>
+          <w:tab w:val="num" w:pos="720"/>
+        </w:tabs>
+        <w:ind w:left="720" w:hanging="360"/>
+      </w:pPr>
+    </w:lvl>
+    <w:lvl w:ilvl="1" w:tentative="1">
+      <w:start w:val="1"/>
+      <w:numFmt w:val="decimal"/>
+      <w:lvlText w:val="%2."/>
+      <w:lvlJc w:val="left"/>
+      <w:pPr>
+        <w:tabs>
+          <w:tab w:val="num" w:pos="1440"/>
+        </w:tabs>
+        <w:ind w:left="1440" w:hanging="360"/>
+      </w:pPr>
+    </w:lvl>
+    <w:lvl w:ilvl="2" w:tentative="1">
+      <w:start w:val="1"/>
+      <w:numFmt w:val="decimal"/>
+      <w:lvlText w:val="%3."/>
+      <w:lvlJc w:val="left"/>
+      <w:pPr>
+        <w:tabs>
+          <w:tab w:val="num" w:pos="2160"/>
+        </w:tabs>
+        <w:ind w:left="2160" w:hanging="360"/>
+      </w:pPr>
+    </w:lvl>
+    <w:lvl w:ilvl="3" w:tentative="1">
+      <w:start w:val="1"/>
+      <w:numFmt w:val="decimal"/>
+      <w:lvlText w:val="%4."/>
+      <w:lvlJc w:val="left"/>
+      <w:pPr>
+        <w:tabs>
+          <w:tab w:val="num" w:pos="2880"/>
+        </w:tabs>
+        <w:ind w:left="2880" w:hanging="360"/>
+      </w:pPr>
+    </w:lvl>
+    <w:lvl w:ilvl="4" w:tentative="1">
+      <w:start w:val="1"/>
+      <w:numFmt w:val="decimal"/>
+      <w:lvlText w:val="%5."/>
+      <w:lvlJc w:val="left"/>
+      <w:pPr>
+        <w:tabs>
+          <w:tab w:val="num" w:pos="3600"/>
+        </w:tabs>
+        <w:ind w:left="3600" w:hanging="360"/>
+      </w:pPr>
+    </w:lvl>
+    <w:lvl w:ilvl="5" w:tentative="1">
+      <w:start w:val="1"/>
+      <w:numFmt w:val="decimal"/>
+      <w:lvlText w:val="%6."/>
+      <w:lvlJc w:val="left"/>
+      <w:pPr>
+        <w:tabs>
+          <w:tab w:val="num" w:pos="4320"/>
+        </w:tabs>
+        <w:ind w:left="4320" w:hanging="360"/>
+      </w:pPr>
+    </w:lvl>
+    <w:lvl w:ilvl="6" w:tentative="1">
+      <w:start w:val="1"/>
+      <w:numFmt w:val="decimal"/>
+      <w:lvlText w:val="%7."/>
+      <w:lvlJc w:val="left"/>
+      <w:pPr>
+        <w:tabs>
+          <w:tab w:val="num" w:pos="5040"/>
+        </w:tabs>
+        <w:ind w:left="5040" w:hanging="360"/>
+      </w:pPr>
+    </w:lvl>
+    <w:lvl w:ilvl="7" w:tentative="1">
+      <w:start w:val="1"/>
+      <w:numFmt w:val="decimal"/>
+      <w:lvlText w:val="%8."/>
+      <w:lvlJc w:val="left"/>
+      <w:pPr>
+        <w:tabs>
+          <w:tab w:val="num" w:pos="5760"/>
+        </w:tabs>
+        <w:ind w:left="5760" w:hanging="360"/>
+      </w:pPr>
+    </w:lvl>
+    <w:lvl w:ilvl="8" w:tentative="1">
+      <w:start w:val="1"/>
+      <w:numFmt w:val="decimal"/>
+      <w:lvlText w:val="%9."/>
+      <w:lvlJc w:val="left"/>
+      <w:pPr>
+        <w:tabs>
+          <w:tab w:val="num" w:pos="6480"/>
+        </w:tabs>
+        <w:ind w:left="6480" w:hanging="360"/>
+      </w:pPr>
+    </w:lvl>
+  </w:abstractNum>
+  <w:abstractNum w:abstractNumId="13" w15:restartNumberingAfterBreak="0">
+    <w:nsid w:val="59B667EA"/>
+    <w:multiLevelType w:val="multilevel"/>
+    <w:tmpl w:val="B6683656"/>
+    <w:lvl w:ilvl="0">
+      <w:start w:val="1"/>
+      <w:numFmt w:val="bullet"/>
+      <w:lvlText w:val=""/>
+      <w:lvlJc w:val="left"/>
+      <w:pPr>
+        <w:tabs>
+          <w:tab w:val="num" w:pos="720"/>
+        </w:tabs>
+        <w:ind w:left="720" w:hanging="360"/>
+      </w:pPr>
+      <w:rPr>
+        <w:rFonts w:ascii="Symbol" w:hAnsi="Symbol" w:hint="default"/>
+        <w:sz w:val="20"/>
+      </w:rPr>
+    </w:lvl>
+    <w:lvl w:ilvl="1">
+      <w:start w:val="1"/>
+      <w:numFmt w:val="bullet"/>
+      <w:lvlText w:val=""/>
+      <w:lvlJc w:val="left"/>
+      <w:pPr>
+        <w:tabs>
+          <w:tab w:val="num" w:pos="1440"/>
+        </w:tabs>
+        <w:ind w:left="1440" w:hanging="360"/>
+      </w:pPr>
+      <w:rPr>
+        <w:rFonts w:ascii="Symbol" w:hAnsi="Symbol" w:hint="default"/>
+        <w:sz w:val="20"/>
+      </w:rPr>
+    </w:lvl>
+    <w:lvl w:ilvl="2" w:tentative="1">
+      <w:start w:val="1"/>
+      <w:numFmt w:val="bullet"/>
+      <w:lvlText w:val=""/>
+      <w:lvlJc w:val="left"/>
+      <w:pPr>
+        <w:tabs>
+          <w:tab w:val="num" w:pos="2160"/>
+        </w:tabs>
+        <w:ind w:left="2160" w:hanging="360"/>
+      </w:pPr>
+      <w:rPr>
+        <w:rFonts w:ascii="Symbol" w:hAnsi="Symbol" w:hint="default"/>
+        <w:sz w:val="20"/>
+      </w:rPr>
+    </w:lvl>
+    <w:lvl w:ilvl="3" w:tentative="1">
+      <w:start w:val="1"/>
+      <w:numFmt w:val="bullet"/>
+      <w:lvlText w:val=""/>
+      <w:lvlJc w:val="left"/>
+      <w:pPr>
+        <w:tabs>
+          <w:tab w:val="num" w:pos="2880"/>
+        </w:tabs>
+        <w:ind w:left="2880" w:hanging="360"/>
+      </w:pPr>
+      <w:rPr>
+        <w:rFonts w:ascii="Symbol" w:hAnsi="Symbol" w:hint="default"/>
+        <w:sz w:val="20"/>
+      </w:rPr>
+    </w:lvl>
+    <w:lvl w:ilvl="4" w:tentative="1">
+      <w:start w:val="1"/>
+      <w:numFmt w:val="bullet"/>
+      <w:lvlText w:val=""/>
+      <w:lvlJc w:val="left"/>
+      <w:pPr>
+        <w:tabs>
+          <w:tab w:val="num" w:pos="3600"/>
+        </w:tabs>
+        <w:ind w:left="3600" w:hanging="360"/>
+      </w:pPr>
+      <w:rPr>
+        <w:rFonts w:ascii="Symbol" w:hAnsi="Symbol" w:hint="default"/>
+        <w:sz w:val="20"/>
+      </w:rPr>
+    </w:lvl>
+    <w:lvl w:ilvl="5" w:tentative="1">
+      <w:start w:val="1"/>
+      <w:numFmt w:val="bullet"/>
+      <w:lvlText w:val=""/>
+      <w:lvlJc w:val="left"/>
+      <w:pPr>
+        <w:tabs>
+          <w:tab w:val="num" w:pos="4320"/>
+        </w:tabs>
+        <w:ind w:left="4320" w:hanging="360"/>
+      </w:pPr>
+      <w:rPr>
+        <w:rFonts w:ascii="Symbol" w:hAnsi="Symbol" w:hint="default"/>
+        <w:sz w:val="20"/>
+      </w:rPr>
+    </w:lvl>
+    <w:lvl w:ilvl="6" w:tentative="1">
+      <w:start w:val="1"/>
+      <w:numFmt w:val="bullet"/>
+      <w:lvlText w:val=""/>
+      <w:lvlJc w:val="left"/>
+      <w:pPr>
+        <w:tabs>
+          <w:tab w:val="num" w:pos="5040"/>
+        </w:tabs>
+        <w:ind w:left="5040" w:hanging="360"/>
+      </w:pPr>
+      <w:rPr>
+        <w:rFonts w:ascii="Symbol" w:hAnsi="Symbol" w:hint="default"/>
+        <w:sz w:val="20"/>
+      </w:rPr>
+    </w:lvl>
+    <w:lvl w:ilvl="7" w:tentative="1">
+      <w:start w:val="1"/>
+      <w:numFmt w:val="bullet"/>
+      <w:lvlText w:val=""/>
+      <w:lvlJc w:val="left"/>
+      <w:pPr>
+        <w:tabs>
+          <w:tab w:val="num" w:pos="5760"/>
+        </w:tabs>
+        <w:ind w:left="5760" w:hanging="360"/>
+      </w:pPr>
+      <w:rPr>
+        <w:rFonts w:ascii="Symbol" w:hAnsi="Symbol" w:hint="default"/>
+        <w:sz w:val="20"/>
+      </w:rPr>
+    </w:lvl>
+    <w:lvl w:ilvl="8" w:tentative="1">
+      <w:start w:val="1"/>
+      <w:numFmt w:val="bullet"/>
+      <w:lvlText w:val=""/>
+      <w:lvlJc w:val="left"/>
+      <w:pPr>
+        <w:tabs>
+          <w:tab w:val="num" w:pos="6480"/>
+        </w:tabs>
+        <w:ind w:left="6480" w:hanging="360"/>
+      </w:pPr>
+      <w:rPr>
+        <w:rFonts w:ascii="Symbol" w:hAnsi="Symbol" w:hint="default"/>
+        <w:sz w:val="20"/>
+      </w:rPr>
+    </w:lvl>
+  </w:abstractNum>
+  <w:abstractNum w:abstractNumId="14" w15:restartNumberingAfterBreak="0">
+    <w:nsid w:val="5F7852A6"/>
+    <w:multiLevelType w:val="multilevel"/>
+    <w:tmpl w:val="FB0CA562"/>
+    <w:lvl w:ilvl="0">
+      <w:start w:val="1"/>
+      <w:numFmt w:val="decimal"/>
+      <w:lvlText w:val="%1."/>
+      <w:lvlJc w:val="left"/>
+      <w:pPr>
+        <w:tabs>
+          <w:tab w:val="num" w:pos="720"/>
+        </w:tabs>
+        <w:ind w:left="720" w:hanging="360"/>
+      </w:pPr>
+    </w:lvl>
+    <w:lvl w:ilvl="1">
+      <w:start w:val="1"/>
+      <w:numFmt w:val="bullet"/>
+      <w:lvlText w:val=""/>
+      <w:lvlJc w:val="left"/>
+      <w:pPr>
+        <w:tabs>
+          <w:tab w:val="num" w:pos="1440"/>
+        </w:tabs>
+        <w:ind w:left="1440" w:hanging="360"/>
+      </w:pPr>
+      <w:rPr>
+        <w:rFonts w:ascii="Symbol" w:hAnsi="Symbol" w:hint="default"/>
+        <w:sz w:val="20"/>
+      </w:rPr>
+    </w:lvl>
+    <w:lvl w:ilvl="2" w:tentative="1">
+      <w:start w:val="1"/>
+      <w:numFmt w:val="decimal"/>
+      <w:lvlText w:val="%3."/>
+      <w:lvlJc w:val="left"/>
+      <w:pPr>
+        <w:tabs>
+          <w:tab w:val="num" w:pos="2160"/>
+        </w:tabs>
+        <w:ind w:left="2160" w:hanging="360"/>
+      </w:pPr>
+    </w:lvl>
+    <w:lvl w:ilvl="3" w:tentative="1">
+      <w:start w:val="1"/>
+      <w:numFmt w:val="decimal"/>
+      <w:lvlText w:val="%4."/>
+      <w:lvlJc w:val="left"/>
+      <w:pPr>
+        <w:tabs>
+          <w:tab w:val="num" w:pos="2880"/>
+        </w:tabs>
+        <w:ind w:left="2880" w:hanging="360"/>
+      </w:pPr>
+    </w:lvl>
+    <w:lvl w:ilvl="4" w:tentative="1">
+      <w:start w:val="1"/>
+      <w:numFmt w:val="decimal"/>
+      <w:lvlText w:val="%5."/>
+      <w:lvlJc w:val="left"/>
+      <w:pPr>
+        <w:tabs>
+          <w:tab w:val="num" w:pos="3600"/>
+        </w:tabs>
+        <w:ind w:left="3600" w:hanging="360"/>
+      </w:pPr>
+    </w:lvl>
+    <w:lvl w:ilvl="5" w:tentative="1">
+      <w:start w:val="1"/>
+      <w:numFmt w:val="decimal"/>
+      <w:lvlText w:val="%6."/>
+      <w:lvlJc w:val="left"/>
+      <w:pPr>
+        <w:tabs>
+          <w:tab w:val="num" w:pos="4320"/>
+        </w:tabs>
+        <w:ind w:left="4320" w:hanging="360"/>
+      </w:pPr>
+    </w:lvl>
+    <w:lvl w:ilvl="6" w:tentative="1">
+      <w:start w:val="1"/>
+      <w:numFmt w:val="decimal"/>
+      <w:lvlText w:val="%7."/>
+      <w:lvlJc w:val="left"/>
+      <w:pPr>
+        <w:tabs>
+          <w:tab w:val="num" w:pos="5040"/>
+        </w:tabs>
+        <w:ind w:left="5040" w:hanging="360"/>
+      </w:pPr>
+    </w:lvl>
+    <w:lvl w:ilvl="7" w:tentative="1">
+      <w:start w:val="1"/>
+      <w:numFmt w:val="decimal"/>
+      <w:lvlText w:val="%8."/>
+      <w:lvlJc w:val="left"/>
+      <w:pPr>
+        <w:tabs>
+          <w:tab w:val="num" w:pos="5760"/>
+        </w:tabs>
+        <w:ind w:left="5760" w:hanging="360"/>
+      </w:pPr>
+    </w:lvl>
+    <w:lvl w:ilvl="8" w:tentative="1">
+      <w:start w:val="1"/>
+      <w:numFmt w:val="decimal"/>
+      <w:lvlText w:val="%9."/>
+      <w:lvlJc w:val="left"/>
+      <w:pPr>
+        <w:tabs>
+          <w:tab w:val="num" w:pos="6480"/>
+        </w:tabs>
+        <w:ind w:left="6480" w:hanging="360"/>
+      </w:pPr>
+    </w:lvl>
+  </w:abstractNum>
+  <w:abstractNum w:abstractNumId="15" w15:restartNumberingAfterBreak="0">
+    <w:nsid w:val="6E335795"/>
+    <w:multiLevelType w:val="multilevel"/>
+    <w:tmpl w:val="569871AE"/>
+    <w:lvl w:ilvl="0">
+      <w:start w:val="1"/>
+      <w:numFmt w:val="decimal"/>
+      <w:lvlText w:val="%1."/>
+      <w:lvlJc w:val="left"/>
+      <w:pPr>
+        <w:tabs>
+          <w:tab w:val="num" w:pos="720"/>
+        </w:tabs>
+        <w:ind w:left="720" w:hanging="360"/>
+      </w:pPr>
+    </w:lvl>
+    <w:lvl w:ilvl="1" w:tentative="1">
+      <w:start w:val="1"/>
+      <w:numFmt w:val="decimal"/>
+      <w:lvlText w:val="%2."/>
+      <w:lvlJc w:val="left"/>
+      <w:pPr>
+        <w:tabs>
+          <w:tab w:val="num" w:pos="1440"/>
+        </w:tabs>
+        <w:ind w:left="1440" w:hanging="360"/>
+      </w:pPr>
+    </w:lvl>
+    <w:lvl w:ilvl="2" w:tentative="1">
+      <w:start w:val="1"/>
+      <w:numFmt w:val="decimal"/>
+      <w:lvlText w:val="%3."/>
+      <w:lvlJc w:val="left"/>
+      <w:pPr>
+        <w:tabs>
+          <w:tab w:val="num" w:pos="2160"/>
+        </w:tabs>
+        <w:ind w:left="2160" w:hanging="360"/>
+      </w:pPr>
+    </w:lvl>
+    <w:lvl w:ilvl="3" w:tentative="1">
+      <w:start w:val="1"/>
+      <w:numFmt w:val="decimal"/>
+      <w:lvlText w:val="%4."/>
+      <w:lvlJc w:val="left"/>
+      <w:pPr>
+        <w:tabs>
+          <w:tab w:val="num" w:pos="2880"/>
+        </w:tabs>
+        <w:ind w:left="2880" w:hanging="360"/>
+      </w:pPr>
+    </w:lvl>
+    <w:lvl w:ilvl="4" w:tentative="1">
+      <w:start w:val="1"/>
+      <w:numFmt w:val="decimal"/>
+      <w:lvlText w:val="%5."/>
+      <w:lvlJc w:val="left"/>
+      <w:pPr>
+        <w:tabs>
+          <w:tab w:val="num" w:pos="3600"/>
+        </w:tabs>
+        <w:ind w:left="3600" w:hanging="360"/>
+      </w:pPr>
+    </w:lvl>
+    <w:lvl w:ilvl="5" w:tentative="1">
+      <w:start w:val="1"/>
+      <w:numFmt w:val="decimal"/>
+      <w:lvlText w:val="%6."/>
+      <w:lvlJc w:val="left"/>
+      <w:pPr>
+        <w:tabs>
+          <w:tab w:val="num" w:pos="4320"/>
+        </w:tabs>
+        <w:ind w:left="4320" w:hanging="360"/>
+      </w:pPr>
+    </w:lvl>
+    <w:lvl w:ilvl="6" w:tentative="1">
+      <w:start w:val="1"/>
+      <w:numFmt w:val="decimal"/>
+      <w:lvlText w:val="%7."/>
+      <w:lvlJc w:val="left"/>
+      <w:pPr>
+        <w:tabs>
+          <w:tab w:val="num" w:pos="5040"/>
+        </w:tabs>
+        <w:ind w:left="5040" w:hanging="360"/>
+      </w:pPr>
+    </w:lvl>
+    <w:lvl w:ilvl="7" w:tentative="1">
+      <w:start w:val="1"/>
+      <w:numFmt w:val="decimal"/>
+      <w:lvlText w:val="%8."/>
+      <w:lvlJc w:val="left"/>
+      <w:pPr>
+        <w:tabs>
+          <w:tab w:val="num" w:pos="5760"/>
+        </w:tabs>
+        <w:ind w:left="5760" w:hanging="360"/>
+      </w:pPr>
+    </w:lvl>
+    <w:lvl w:ilvl="8" w:tentative="1">
+      <w:start w:val="1"/>
+      <w:numFmt w:val="decimal"/>
+      <w:lvlText w:val="%9."/>
+      <w:lvlJc w:val="left"/>
+      <w:pPr>
+        <w:tabs>
+          <w:tab w:val="num" w:pos="6480"/>
+        </w:tabs>
+        <w:ind w:left="6480" w:hanging="360"/>
+      </w:pPr>
+    </w:lvl>
+  </w:abstractNum>
+  <w:abstractNum w:abstractNumId="16" w15:restartNumberingAfterBreak="0">
     <w:nsid w:val="76FE35FA"/>
     <w:multiLevelType w:val="multilevel"/>
     <w:tmpl w:val="F5F2111A"/>
@@ -3115,25 +3983,55 @@
     </w:lvl>
   </w:abstractNum>
   <w:num w:numId="1" w16cid:durableId="1253930054">
-    <w:abstractNumId w:val="3"/>
+    <w:abstractNumId w:val="6"/>
   </w:num>
   <w:num w:numId="2" w16cid:durableId="1038890117">
-    <w:abstractNumId w:val="6"/>
+    <w:abstractNumId w:val="16"/>
   </w:num>
   <w:num w:numId="3" w16cid:durableId="1641036638">
     <w:abstractNumId w:val="0"/>
   </w:num>
   <w:num w:numId="4" w16cid:durableId="2076781478">
-    <w:abstractNumId w:val="4"/>
+    <w:abstractNumId w:val="8"/>
   </w:num>
   <w:num w:numId="5" w16cid:durableId="1825005537">
-    <w:abstractNumId w:val="5"/>
+    <w:abstractNumId w:val="9"/>
   </w:num>
   <w:num w:numId="6" w16cid:durableId="1469786384">
     <w:abstractNumId w:val="1"/>
   </w:num>
   <w:num w:numId="7" w16cid:durableId="1371031160">
+    <w:abstractNumId w:val="3"/>
+  </w:num>
+  <w:num w:numId="8" w16cid:durableId="160705127">
     <w:abstractNumId w:val="2"/>
+  </w:num>
+  <w:num w:numId="9" w16cid:durableId="1304307755">
+    <w:abstractNumId w:val="15"/>
+  </w:num>
+  <w:num w:numId="10" w16cid:durableId="836501982">
+    <w:abstractNumId w:val="7"/>
+  </w:num>
+  <w:num w:numId="11" w16cid:durableId="2066441244">
+    <w:abstractNumId w:val="10"/>
+  </w:num>
+  <w:num w:numId="12" w16cid:durableId="904800944">
+    <w:abstractNumId w:val="11"/>
+  </w:num>
+  <w:num w:numId="13" w16cid:durableId="1340084353">
+    <w:abstractNumId w:val="12"/>
+  </w:num>
+  <w:num w:numId="14" w16cid:durableId="1878816996">
+    <w:abstractNumId w:val="13"/>
+  </w:num>
+  <w:num w:numId="15" w16cid:durableId="1539584495">
+    <w:abstractNumId w:val="4"/>
+  </w:num>
+  <w:num w:numId="16" w16cid:durableId="244650502">
+    <w:abstractNumId w:val="14"/>
+  </w:num>
+  <w:num w:numId="17" w16cid:durableId="1894080345">
+    <w:abstractNumId w:val="5"/>
   </w:num>
 </w:numbering>
 </file>
